--- a/governance/MAS_BADGES_Assessment_System_Handbook.docx
+++ b/governance/MAS_BADGES_Assessment_System_Handbook.docx
@@ -41,7 +41,7 @@
           <w:b/>
           <w:bCs/>
         </w:rPr>
-        <w:t xml:space="preserve">Edition 1.2</w:t>
+        <w:t>Version 1.0</w:t>
       </w:r>
       <w:r>
         <w:t xml:space="preserve"> </w:t>
@@ -51,7 +51,6 @@
           <w:i/>
           <w:iCs/>
         </w:rPr>
-        <w:t xml:space="preserve">(reconciles Assessment Manual v1.0 with the BADGES document architecture; aligned to the Governance Decisions Register v1.0)</w:t>
       </w:r>
       <w:r>
         <w:t xml:space="preserve"> </w:t>
@@ -65,150 +64,6 @@
       </w:r>
       <w:r>
         <w:t xml:space="preserve"> Chief Examiner A companion to the BADGES Manual and the 7-Level Syllabus · Structured on the SwimSafer CAMS Handbook format, adapted to MAS Badges policy</w:t>
-      </w:r>
-    </w:p>
-    <w:p>
-      <w:pPr>
-        <w:pBdr>
-          <w:left w:val="single" w:color="1E2752" w:sz="18" w:space="12"/>
-        </w:pBdr>
-        <w:shd w:fill="EFF2F8" w:val="clear"/>
-        <w:spacing w:after="120" w:before="60"/>
-        <w:ind w:left="360"/>
-      </w:pPr>
-      <w:r>
-        <w:rPr>
-          <w:b/>
-          <w:bCs/>
-          <w:i/>
-          <w:iCs/>
-        </w:rPr>
-        <w:t xml:space="preserve">Reconciliation note.</w:t>
-      </w:r>
-      <w:r>
-        <w:rPr>
-          <w:i/>
-          <w:iCs/>
-        </w:rPr>
-        <w:t xml:space="preserve"> Edition 1.1 superseded both </w:t>
-      </w:r>
-      <w:r>
-        <w:rPr>
-          <w:i/>
-          <w:iCs/>
-        </w:rPr>
-        <w:t xml:space="preserve">Assessment Manual v1.0</w:t>
-      </w:r>
-      <w:r>
-        <w:rPr>
-          <w:i/>
-          <w:iCs/>
-        </w:rPr>
-        <w:t xml:space="preserve"> and the interim </w:t>
-      </w:r>
-      <w:r>
-        <w:rPr>
-          <w:i/>
-          <w:iCs/>
-        </w:rPr>
-        <w:t xml:space="preserve">Assessment System Handbook</w:t>
-      </w:r>
-      <w:r>
-        <w:rPr>
-          <w:i/>
-          <w:iCs/>
-        </w:rPr>
-        <w:t xml:space="preserve"> draft. v1.0 is the substantive base; the changes were (a) the document-system positioning, (b) the embedded Examiner Code of Conduct, (c) the Portal session-lifecycle mapping, and (d) five marked reconciliation decisions (▶). Rename from "Assessment Manual" → "Assessment System Handbook" is </w:t>
-      </w:r>
-      <w:r>
-        <w:rPr>
-          <w:b/>
-          <w:bCs/>
-          <w:i/>
-          <w:iCs/>
-        </w:rPr>
-        <w:t xml:space="preserve">Decision R4</w:t>
-      </w:r>
-      <w:r>
-        <w:rPr>
-          <w:i/>
-          <w:iCs/>
-        </w:rPr>
-        <w:t xml:space="preserve">.</w:t>
-      </w:r>
-    </w:p>
-    <w:p>
-      <w:pPr>
-        <w:pBdr>
-          <w:left w:val="single" w:color="1E2752" w:sz="18" w:space="12"/>
-        </w:pBdr>
-        <w:shd w:fill="EFF2F8" w:val="clear"/>
-        <w:spacing w:after="120" w:before="60"/>
-        <w:ind w:left="360"/>
-      </w:pPr>
-      <w:r>
-        <w:rPr>
-          <w:b/>
-          <w:bCs/>
-          <w:i/>
-          <w:iCs/>
-        </w:rPr>
-        <w:t xml:space="preserve">Edition 1.2 alignment (Governance Decisions Register v1.0, 28 Jun 2026).</w:t>
-      </w:r>
-      <w:r>
-        <w:rPr>
-          <w:i/>
-          <w:iCs/>
-        </w:rPr>
-        <w:t xml:space="preserve"> Three consistency edits: the examiner standing requirement names the </w:t>
-      </w:r>
-      <w:r>
-        <w:rPr>
-          <w:b/>
-          <w:bCs/>
-          <w:i/>
-          <w:iCs/>
-        </w:rPr>
-        <w:t xml:space="preserve">BADGES Instructor certification</w:t>
-      </w:r>
-      <w:r>
-        <w:rPr>
-          <w:i/>
-          <w:iCs/>
-        </w:rPr>
-        <w:t xml:space="preserve"> (OD-1, §7.5); a </w:t>
-      </w:r>
-      <w:r>
-        <w:rPr>
-          <w:b/>
-          <w:bCs/>
-          <w:i/>
-          <w:iCs/>
-        </w:rPr>
-        <w:t xml:space="preserve">recusal clause</w:t>
-      </w:r>
-      <w:r>
-        <w:rPr>
-          <w:i/>
-          <w:iCs/>
-        </w:rPr>
-        <w:t xml:space="preserve"> for the Master Trainer and Chief Examiner is added (COI-1, §6.1 and §7.1); and the safeguarding-contact placeholder names the </w:t>
-      </w:r>
-      <w:r>
-        <w:rPr>
-          <w:b/>
-          <w:bCs/>
-          <w:i/>
-          <w:iCs/>
-        </w:rPr>
-        <w:t xml:space="preserve">interim Designated Safeguarding Lead</w:t>
-      </w:r>
-      <w:r>
-        <w:rPr>
-          <w:i/>
-          <w:iCs/>
-        </w:rPr>
-        <w:t xml:space="preserve"> (SG-1, §8). No assessment procedure or standard is changed.</w:t>
       </w:r>
     </w:p>
     <w:p>
@@ -1209,7 +1064,7 @@
           <w:b/>
           <w:bCs/>
         </w:rPr>
-        <w:t xml:space="preserve">one (1) month</w:t>
+        <w:t xml:space="preserve">30 days</w:t>
       </w:r>
       <w:r>
         <w:t xml:space="preserve"> before the date. Where clubs combine, the lead instructor is coordinator (§5). Every candidate registration must be validated by the recognised MAS instructor tagged to that candidate, confirming readiness for the target level.</w:t>
@@ -1227,7 +1082,7 @@
         <w:t xml:space="preserve">3.2.2 Rescheduling.</w:t>
       </w:r>
       <w:r>
-        <w:t xml:space="preserve"> Permitted up to the booking deadline (one month before the date). After that, where the session has met the conditions to proceed, rescheduling is not permitted except for the inclement-weather and valid-medical cases below.</w:t>
+        <w:t xml:space="preserve"> Permitted up to the booking deadline (30 days before the date). After that, where the session has met the conditions to proceed, rescheduling is not permitted except for the inclement-weather and valid-medical cases below.</w:t>
       </w:r>
     </w:p>
     <w:p>
@@ -2414,14 +2269,43 @@
         <w:spacing w:after="40"/>
       </w:pPr>
       <w:r>
-        <w:rPr>
-          <w:b/>
-          <w:bCs/>
-        </w:rPr>
-        <w:t xml:space="preserve">Do not pair Swordfish (L6) and Dolphin (L7)</w:t>
-      </w:r>
-      <w:r>
-        <w:t xml:space="preserve"> in one examiner's group — the two most time-heavy, deep-water-only levels overrun a single session.</w:t>
+        <w:t xml:space="preserve">A single examiner assesses up to </w:t>
+      </w:r>
+      <w:r>
+        <w:rPr>
+          <w:b/>
+          <w:bCs/>
+        </w:rPr>
+        <w:t xml:space="preserve">30</w:t>
+      </w:r>
+      <w:r>
+        <w:t xml:space="preserve"> candidates per session; above 30 a second examiner runs a parallel group, capped at </w:t>
+      </w:r>
+      <w:r>
+        <w:rPr>
+          <w:b/>
+          <w:bCs/>
+        </w:rPr>
+        <w:t xml:space="preserve">60</w:t>
+      </w:r>
+      <w:r>
+        <w:t xml:space="preserve"> total (Annex B).</w:t>
+      </w:r>
+    </w:p>
+    <w:p>
+      <w:pPr>
+        <w:pStyle w:val="Heading3"/>
+      </w:pPr>
+      <w:r>
+        <w:t xml:space="preserve">3.4 On assessment day</w:t>
+      </w:r>
+    </w:p>
+    <w:p>
+      <w:pPr>
+        <w:spacing w:after="120"/>
+      </w:pPr>
+      <w:r>
+        <w:t xml:space="preserve">Three roles run a safe assessment and are kept separate — the examiner assesses only; a Water-Safety Supervisor watches the water; an Assistant Facilitator marshals (Annex B). The day:</w:t>
       </w:r>
     </w:p>
     <w:p>
@@ -2434,43 +2318,7 @@
         <w:spacing w:after="40"/>
       </w:pPr>
       <w:r>
-        <w:t xml:space="preserve">A single examiner assesses up to </w:t>
-      </w:r>
-      <w:r>
-        <w:rPr>
-          <w:b/>
-          <w:bCs/>
-        </w:rPr>
-        <w:t xml:space="preserve">30</w:t>
-      </w:r>
-      <w:r>
-        <w:t xml:space="preserve"> candidates per session; above 30 a second examiner runs a parallel group, capped at </w:t>
-      </w:r>
-      <w:r>
-        <w:rPr>
-          <w:b/>
-          <w:bCs/>
-        </w:rPr>
-        <w:t xml:space="preserve">60</w:t>
-      </w:r>
-      <w:r>
-        <w:t xml:space="preserve"> total (Annex B).</w:t>
-      </w:r>
-    </w:p>
-    <w:p>
-      <w:pPr>
-        <w:pStyle w:val="Heading3"/>
-      </w:pPr>
-      <w:r>
-        <w:t xml:space="preserve">3.4 On assessment day</w:t>
-      </w:r>
-    </w:p>
-    <w:p>
-      <w:pPr>
-        <w:spacing w:after="120"/>
-      </w:pPr>
-      <w:r>
-        <w:t xml:space="preserve">Three roles run a safe assessment and are kept separate — the examiner assesses only; a Water-Safety Supervisor watches the water; an Assistant Facilitator marshals (Annex B). The day:</w:t>
+        <w:t xml:space="preserve">Examiner arrives ≥ 15 minutes early, inspects the pool, confirms the water-safety team is present, sets up registration.</w:t>
       </w:r>
     </w:p>
     <w:p>
@@ -2483,19 +2331,6 @@
         <w:spacing w:after="40"/>
       </w:pPr>
       <w:r>
-        <w:t xml:space="preserve">Examiner arrives ≥ 15 minutes early, inspects the pool, confirms the water-safety team is present, sets up registration.</w:t>
-      </w:r>
-    </w:p>
-    <w:p>
-      <w:pPr>
-        <w:pStyle w:val="ListParagraph"/>
-        <w:numPr>
-          <w:ilvl w:val="0"/>
-          <w:numId w:val="2"/>
-        </w:numPr>
-        <w:spacing w:after="40"/>
-      </w:pPr>
-      <w:r>
         <w:rPr>
           <w:b/>
           <w:bCs/>
@@ -2503,27 +2338,7 @@
         <w:t xml:space="preserve">Registration &amp; consent gate.</w:t>
       </w:r>
       <w:r>
-        <w:t xml:space="preserve"> Each candidate is checked against the roster. A candidate without completed parental consent and the Safe-to-Swim Declaration / Release of Liability on file (§3.10) does not take part. Walk-ins not on the roster are not assessed.</w:t>
-      </w:r>
-    </w:p>
-    <w:p>
-      <w:pPr>
-        <w:pStyle w:val="ListParagraph"/>
-        <w:numPr>
-          <w:ilvl w:val="0"/>
-          <w:numId w:val="2"/>
-        </w:numPr>
-        <w:spacing w:after="40"/>
-      </w:pPr>
-      <w:r>
-        <w:rPr>
-          <w:b/>
-          <w:bCs/>
-        </w:rPr>
-        <w:t xml:space="preserve">Level caps.</w:t>
-      </w:r>
-      <w:r>
-        <w:t xml:space="preserve"> Each candidate wears a coloured swim cap matching their level (Annex C) for at-a-glance group identification.</w:t>
+        <w:t xml:space="preserve"> Each candidate is checked against the roster. A candidate without completed parental consent and the Safe-to-Swim Declaration / Release of Liability (F-SHR-01) on file (§3.10) does not take part. Walk-ins not on the roster are not assessed.</w:t>
       </w:r>
     </w:p>
     <w:p>
@@ -2980,6 +2795,18 @@
       <w:pPr>
         <w:spacing w:after="120"/>
       </w:pPr>
+      <w:r>
+        <w:rPr>
+          <w:rFonts w:ascii="Arial" w:hAnsi="Arial"/>
+          <w:sz w:val="19"/>
+        </w:rPr>
+        <w:t xml:space="preserve">The Portal fee schedule is authoritative; the current per-level amounts are recorded in Manual Appendix F.</w:t>
+      </w:r>
+    </w:p>
+    <w:p>
+      <w:pPr>
+        <w:spacing w:after="120"/>
+      </w:pPr>
     </w:p>
     <w:p>
       <w:pPr>
@@ -3175,21 +3002,6 @@
     </w:p>
     <w:p>
       <w:pPr>
-        <w:spacing w:after="120"/>
-      </w:pPr>
-      <w:r>
-        <w:t xml:space="preserve">⚠ </w:t>
-      </w:r>
-      <w:r>
-        <w:rPr>
-          <w:i/>
-          <w:iCs/>
-        </w:rPr>
-        <w:t xml:space="preserve">[For the system administrator: online card / e-wallet payment through the Portal — provider (iPay88 / Billplz / Stripe) to be confirmed. Until then, payment is by the manual method MAS specifies.]</w:t>
-      </w:r>
-    </w:p>
-    <w:p>
-      <w:pPr>
         <w:pStyle w:val="Heading3"/>
       </w:pPr>
       <w:r>
@@ -3238,21 +3050,6 @@
     </w:p>
     <w:p>
       <w:pPr>
-        <w:spacing w:after="120"/>
-      </w:pPr>
-      <w:r>
-        <w:t xml:space="preserve">⚠ </w:t>
-      </w:r>
-      <w:r>
-        <w:rPr>
-          <w:i/>
-          <w:iCs/>
-        </w:rPr>
-        <w:t xml:space="preserve">[For the system administrator: results release to instructors / parents through the Portal — online process to be confirmed. Target release within 48 hours of the assessment.]</w:t>
-      </w:r>
-    </w:p>
-    <w:p>
-      <w:pPr>
         <w:pStyle w:val="Heading3"/>
       </w:pPr>
       <w:r>
@@ -3449,21 +3246,6 @@
     </w:p>
     <w:p>
       <w:pPr>
-        <w:spacing w:after="120"/>
-      </w:pPr>
-      <w:r>
-        <w:t xml:space="preserve">⚠ </w:t>
-      </w:r>
-      <w:r>
-        <w:rPr>
-          <w:i/>
-          <w:iCs/>
-        </w:rPr>
-        <w:t xml:space="preserve">[For the system administrator: certificate retrieval through the Portal, and optional PDF / QR hardcopy fulfilment — online process to be confirmed.]</w:t>
-      </w:r>
-    </w:p>
-    <w:p>
-      <w:pPr>
         <w:pStyle w:val="Heading3"/>
       </w:pPr>
       <w:r>
@@ -3596,21 +3378,7 @@
           <w:i/>
           <w:iCs/>
         </w:rPr>
-        <w:t xml:space="preserve">Deferred — future expansion.</w:t>
-      </w:r>
-      <w:r>
-        <w:rPr>
-          <w:i/>
-          <w:iCs/>
-        </w:rPr>
-        <w:t xml:space="preserve"> A future on-paper knowledge check (pool rules, water safety), prepared and administered by the examiner, may be added as a complement. It is not part of the current programme. </w:t>
-      </w:r>
-      <w:r>
-        <w:rPr>
-          <w:i/>
-          <w:iCs/>
-        </w:rPr>
-        <w:t xml:space="preserve">(Distinct from the examiner-certification theory assessment, which lives in the Examiner Certification Course Guide.)</w:t>
+        <w:t xml:space="preserve">The current programme has no on-paper theory component for swimmers; assessment is practical only. (The examiner-certification theory assessment is separate and lives in the Examiner Certification Course Guide.)</w:t>
       </w:r>
     </w:p>
     <w:p>
@@ -3681,7 +3449,7 @@
         <w:t xml:space="preserve">5.3 Booking.</w:t>
       </w:r>
       <w:r>
-        <w:t xml:space="preserve"> The lead instructor books on the Portal ≥ 1 month before the date (earlier for the largest sessions). For 21+ candidates, a Session Coordinator (an Assistant Facilitator) is named as the single on-the-day liaison (Annex B).</w:t>
+        <w:t xml:space="preserve"> The lead instructor books on the Portal ≥ 30 days before the date (earlier for the largest sessions). For 21+ candidates, a Session Coordinator (an Assistant Facilitator) is named as the single on-the-day liaison (Annex B).</w:t>
       </w:r>
     </w:p>
     <w:p>
@@ -3696,7 +3464,7 @@
         <w:t xml:space="preserve">5.4 Registration.</w:t>
       </w:r>
       <w:r>
-        <w:t xml:space="preserve"> The lead instructor ensures all candidates are registered on the Portal no later than one month before the date.</w:t>
+        <w:t xml:space="preserve"> The lead instructor ensures all candidates are registered on the Portal no later than 30 days before the date.</w:t>
       </w:r>
     </w:p>
     <w:p>
@@ -3798,21 +3566,6 @@
       </w:r>
       <w:r>
         <w:t xml:space="preserve"> (COI-1 recusal; see §7.1).</w:t>
-      </w:r>
-    </w:p>
-    <w:p>
-      <w:pPr>
-        <w:spacing w:after="120"/>
-      </w:pPr>
-      <w:r>
-        <w:t xml:space="preserve">⚠ </w:t>
-      </w:r>
-      <w:r>
-        <w:rPr>
-          <w:i/>
-          <w:iCs/>
-        </w:rPr>
-        <w:t xml:space="preserve">[For the system administrator: venue submission (info + photos) and approval status through the Portal — online workflow to be confirmed.]</w:t>
       </w:r>
     </w:p>
     <w:p>
@@ -4961,7 +4714,7 @@
         <w:pStyle w:val="Heading3"/>
       </w:pPr>
       <w:r>
-        <w:t xml:space="preserve">7.1 Examiner Code of Conduct (embedded — Decision R5)</w:t>
+        <w:t xml:space="preserve">7.1 Examiner Code of Conduct (the controlled form is F-EXM-01)</w:t>
       </w:r>
     </w:p>
     <w:p>
@@ -4995,7 +4748,7 @@
           <w:i/>
           <w:iCs/>
         </w:rPr>
-        <w:t xml:space="preserve">The conflict-of-interest firewall.</w:t>
+        <w:t xml:space="preserve">The conflict-of-interest rule.</w:t>
       </w:r>
       <w:r>
         <w:rPr>
@@ -5018,21 +4771,7 @@
           <w:i/>
           <w:iCs/>
         </w:rPr>
-        <w:t xml:space="preserve"> If the candidate's own instructor is the only examiner available, a different examiner is arranged — from within the centre, from another centre, or by cross-state deployment (Manual §9). An examiner </w:t>
-      </w:r>
-      <w:r>
-        <w:rPr>
-          <w:i/>
-          <w:iCs/>
-        </w:rPr>
-        <w:t xml:space="preserve">may</w:t>
-      </w:r>
-      <w:r>
-        <w:rPr>
-          <w:i/>
-          <w:iCs/>
-        </w:rPr>
-        <w:t xml:space="preserve"> assess candidates from their own school provided they are not that candidate's regular instructor or coach. </w:t>
+        <w:t xml:space="preserve"> If the candidate's own instructor is the only examiner available, a different examiner is arranged — from within the centre, from another centre, or by cross-state deployment (Manual §9). An examiner may assess candidates from their own school provided they are not that candidate's regular instructor or coach. </w:t>
       </w:r>
       <w:r>
         <w:rPr>
@@ -5318,39 +5057,32 @@
           <w:i/>
           <w:iCs/>
         </w:rPr>
-        <w:t xml:space="preserve">Placeholders to set before release:</w:t>
-      </w:r>
-      <w:r>
-        <w:rPr>
+        <w:t xml:space="preserve">Placeholders to set before release: enquiries — </w:t>
+      </w:r>
+      <w:r>
+        <w:rPr>
+          <w:b/>
+          <w:bCs/>
           <w:i/>
           <w:iCs/>
         </w:rPr>
-        <w:t xml:space="preserve"> enquiries — </w:t>
-      </w:r>
-      <w:r>
-        <w:rPr>
-          <w:b/>
-          <w:bCs/>
+        <w:t xml:space="preserve">enquiries@masbadges.org</w:t>
+      </w:r>
+      <w:r>
+        <w:rPr>
           <w:i/>
           <w:iCs/>
         </w:rPr>
-        <w:t xml:space="preserve">[enquiries@masbadges.org? — confirm]</w:t>
-      </w:r>
-      <w:r>
-        <w:rPr>
+        <w:t xml:space="preserve">; rescheduling — </w:t>
+      </w:r>
+      <w:r>
+        <w:rPr>
+          <w:b/>
+          <w:bCs/>
           <w:i/>
           <w:iCs/>
         </w:rPr>
-        <w:t xml:space="preserve">; rescheduling — </w:t>
-      </w:r>
-      <w:r>
-        <w:rPr>
-          <w:b/>
-          <w:bCs/>
-          <w:i/>
-          <w:iCs/>
-        </w:rPr>
-        <w:t xml:space="preserve">[rescheduling@masbadges.org? — confirm]</w:t>
+        <w:t xml:space="preserve">rescheduling@masbadges.org</w:t>
       </w:r>
       <w:r>
         <w:rPr>
@@ -7954,7 +7686,7 @@
         <w:t xml:space="preserve">\</w:t>
       </w:r>
       <w:r>
-        <w:t xml:space="preserve"> For 21+, one Assistant Facilitator is the named Session Coordinator. Deep water (any L4–7 in deep water): ≥ 2 WSS regardless of band, or one stationed exclusively at the deep end. High-level-heavy sessions (mostly L6–7) take longer per candidate — treat as one band smaller. Above 60: split sessions, or apply to the Chief Examiner for a special multi-examiner arrangement. Do not pair Swordfish and Dolphin in one examiner's group.*</w:t>
+        <w:t xml:space="preserve"> For 21+, one Assistant Facilitator is the named Session Coordinator. Deep water (any L4–7 in deep water): ≥ 2 WSS regardless of band, or one stationed exclusively at the deep end. High-level-heavy sessions (mostly L6–7) take longer per candidate — treat as one band smaller. Above 60: split sessions, or apply to the Chief Examiner for a special multi-examiner arrangement.*</w:t>
       </w:r>
     </w:p>
     <w:p>
@@ -7977,7 +7709,7 @@
         <w:t xml:space="preserve">Pre-assessment.</w:t>
       </w:r>
       <w:r>
-        <w:t xml:space="preserve"> Booking confirmed (≥ 1 month prior); examiner assigned; date/approved venue acknowledged. COI cases identified and re-routed. Parental consent + Safe-to-Swim Declaration / Release of Liability collected for every candidate. Water-safety supervisors and facilitators arranged per Annex B; Session Coordinator named for 21+. Fee paid in advance; equipment confirmed; weather checked.</w:t>
+        <w:t xml:space="preserve"> Booking confirmed (≥ 30 days prior); examiner assigned; date/approved venue acknowledged. COI cases identified and re-routed. Parental consent + Safe-to-Swim Declaration / Release of Liability collected for every candidate. Water-safety supervisors and facilitators arranged per Annex B; Session Coordinator named for 21+. Fee paid in advance; equipment confirmed; weather checked.</w:t>
       </w:r>
     </w:p>
     <w:p>
@@ -7989,31 +7721,23 @@
           <w:b/>
           <w:bCs/>
         </w:rPr>
-        <w:t xml:space="preserve">On the day.</w:t>
-      </w:r>
-      <w:r>
-        <w:t xml:space="preserve"> Examiner arrives 15 min early; inspects pool; confirms water-safety team. Registration: roster + identity check; consent / Safe-to-Swim gate; issue coloured level caps. </w:t>
-      </w:r>
-      <w:r>
-        <w:rPr>
-          <w:b/>
-          <w:bCs/>
-        </w:rPr>
-        <w:t xml:space="preserve">Swim-cap colours:</w:t>
-      </w:r>
-      <w:r>
-        <w:t xml:space="preserve"> Starfish yellow · Sea Turtle orange · Guppy green · Octopus red · Frog blue · Swordfish purple · Dolphin black (states may standardise their own stock; this is the recommended national scheme). Candidates to holding area; parents separate; no parent/coach contact during assessment. Safety briefing delivered; late arrivals excluded; assess level by level; manage re-attempts. Record each outcome — </w:t>
-      </w:r>
-      <w:r>
-        <w:rPr>
-          <w:b/>
-          <w:bCs/>
-        </w:rPr>
-        <w:t xml:space="preserve">do not announce results</w:t>
-      </w:r>
-      <w:r>
-        <w:t xml:space="preserve">; thank and dismiss.</w:t>
-      </w:r>
+        <w:t>On the day. Examiner arrives 15 min early; inspects pool; confirms water-safety team. Registration: roster + identity check; consent / Safe-to-Swim gate. Candidates to holding area; parents separate; no parent/coach contact during assessment. Safety briefing delivered; late arrivals excluded; assess level by level; manage re-attempts. Record each outcome — do not announce results; thank and dismiss.</w:t>
+      </w:r>
+      <w:r/>
+      <w:r>
+        <w:rPr>
+          <w:b/>
+          <w:bCs/>
+        </w:rPr>
+      </w:r>
+      <w:r/>
+      <w:r>
+        <w:rPr>
+          <w:b/>
+          <w:bCs/>
+        </w:rPr>
+      </w:r>
+      <w:r/>
     </w:p>
     <w:p>
       <w:pPr>
@@ -8535,7 +8259,7 @@
         <w:t xml:space="preserve">Who books the assessment?</w:t>
       </w:r>
       <w:r>
-        <w:t xml:space="preserve"> The candidate's instructor or centre, on the Portal, ≥ 1 month before the date. Where clubs combine, the lead instructor books and coordinates for all.</w:t>
+        <w:t xml:space="preserve"> The candidate's instructor or centre, on the Portal, ≥ 30 days before the date. Where clubs combine, the lead instructor books and coordinates for all.</w:t>
       </w:r>
     </w:p>
     <w:p>
@@ -8595,7 +8319,7 @@
         <w:t xml:space="preserve">Is there a theory quiz?</w:t>
       </w:r>
       <w:r>
-        <w:t xml:space="preserve"> No — practical only. An on-paper check may be added in future.</w:t>
+        <w:t xml:space="preserve"> No — practical only.</w:t>
       </w:r>
     </w:p>
     <w:p>
@@ -8731,1765 +8455,31 @@
         <w:pStyle w:val="Heading2"/>
       </w:pPr>
       <w:r>
-        <w:t xml:space="preserve">Reconciliation decisions log</w:t>
-      </w:r>
-    </w:p>
-    <w:tbl>
-      <w:tblPr>
-        <w:tblW w:type="dxa" w:w="9026"/>
-        <w:tblBorders>
-          <w:top w:val="single" w:color="auto" w:sz="4"/>
-          <w:left w:val="single" w:color="auto" w:sz="4"/>
-          <w:bottom w:val="single" w:color="auto" w:sz="4"/>
-          <w:right w:val="single" w:color="auto" w:sz="4"/>
-          <w:insideH w:val="single" w:color="auto" w:sz="4"/>
-          <w:insideV w:val="single" w:color="auto" w:sz="4"/>
-        </w:tblBorders>
-      </w:tblPr>
-      <w:tblGrid>
-        <w:gridCol w:w="2256"/>
-        <w:gridCol w:w="2256"/>
-        <w:gridCol w:w="2256"/>
-        <w:gridCol w:w="2258"/>
-      </w:tblGrid>
-      <w:tr>
-        <w:trPr>
-          <w:tblHeader/>
-        </w:trPr>
-        <w:tc>
-          <w:tcPr>
-            <w:tcW w:type="dxa" w:w="2256"/>
-            <w:tcBorders>
-              <w:top w:val="single" w:color="C7CEDD" w:sz="4"/>
-              <w:left w:val="single" w:color="C7CEDD" w:sz="4"/>
-              <w:bottom w:val="single" w:color="C7CEDD" w:sz="4"/>
-              <w:right w:val="single" w:color="C7CEDD" w:sz="4"/>
-            </w:tcBorders>
-            <w:shd w:fill="1E2752" w:val="clear"/>
-            <w:tcMar>
-              <w:top w:type="dxa" w:w="60"/>
-              <w:left w:type="dxa" w:w="110"/>
-              <w:bottom w:type="dxa" w:w="60"/>
-              <w:right w:type="dxa" w:w="110"/>
-            </w:tcMar>
-            <w:vAlign w:val="center"/>
-          </w:tcPr>
-          <w:p>
-            <w:pPr>
-              <w:spacing w:after="0" w:before="0"/>
-            </w:pPr>
-            <w:r>
-              <w:rPr>
-                <w:b/>
-                <w:bCs/>
-                <w:color w:val="FFFFFF"/>
-                <w:sz w:val="19"/>
-                <w:szCs w:val="19"/>
-              </w:rPr>
-              <w:t xml:space="preserve">#</w:t>
-            </w:r>
-          </w:p>
-        </w:tc>
-        <w:tc>
-          <w:tcPr>
-            <w:tcW w:type="dxa" w:w="2256"/>
-            <w:tcBorders>
-              <w:top w:val="single" w:color="C7CEDD" w:sz="4"/>
-              <w:left w:val="single" w:color="C7CEDD" w:sz="4"/>
-              <w:bottom w:val="single" w:color="C7CEDD" w:sz="4"/>
-              <w:right w:val="single" w:color="C7CEDD" w:sz="4"/>
-            </w:tcBorders>
-            <w:shd w:fill="1E2752" w:val="clear"/>
-            <w:tcMar>
-              <w:top w:type="dxa" w:w="60"/>
-              <w:left w:type="dxa" w:w="110"/>
-              <w:bottom w:type="dxa" w:w="60"/>
-              <w:right w:type="dxa" w:w="110"/>
-            </w:tcMar>
-            <w:vAlign w:val="center"/>
-          </w:tcPr>
-          <w:p>
-            <w:pPr>
-              <w:spacing w:after="0" w:before="0"/>
-            </w:pPr>
-            <w:r>
-              <w:rPr>
-                <w:b/>
-                <w:bCs/>
-                <w:color w:val="FFFFFF"/>
-                <w:sz w:val="19"/>
-                <w:szCs w:val="19"/>
-              </w:rPr>
-              <w:t xml:space="preserve">Decision</w:t>
-            </w:r>
-          </w:p>
-        </w:tc>
-        <w:tc>
-          <w:tcPr>
-            <w:tcW w:type="dxa" w:w="2256"/>
-            <w:tcBorders>
-              <w:top w:val="single" w:color="C7CEDD" w:sz="4"/>
-              <w:left w:val="single" w:color="C7CEDD" w:sz="4"/>
-              <w:bottom w:val="single" w:color="C7CEDD" w:sz="4"/>
-              <w:right w:val="single" w:color="C7CEDD" w:sz="4"/>
-            </w:tcBorders>
-            <w:shd w:fill="1E2752" w:val="clear"/>
-            <w:tcMar>
-              <w:top w:type="dxa" w:w="60"/>
-              <w:left w:type="dxa" w:w="110"/>
-              <w:bottom w:type="dxa" w:w="60"/>
-              <w:right w:type="dxa" w:w="110"/>
-            </w:tcMar>
-            <w:vAlign w:val="center"/>
-          </w:tcPr>
-          <w:p>
-            <w:pPr>
-              <w:spacing w:after="0" w:before="0"/>
-            </w:pPr>
-            <w:r>
-              <w:rPr>
-                <w:b/>
-                <w:bCs/>
-                <w:color w:val="FFFFFF"/>
-                <w:sz w:val="19"/>
-                <w:szCs w:val="19"/>
-              </w:rPr>
-              <w:t xml:space="preserve">Resolution</w:t>
-            </w:r>
-          </w:p>
-        </w:tc>
-        <w:tc>
-          <w:tcPr>
-            <w:tcW w:type="dxa" w:w="2258"/>
-            <w:tcBorders>
-              <w:top w:val="single" w:color="C7CEDD" w:sz="4"/>
-              <w:left w:val="single" w:color="C7CEDD" w:sz="4"/>
-              <w:bottom w:val="single" w:color="C7CEDD" w:sz="4"/>
-              <w:right w:val="single" w:color="C7CEDD" w:sz="4"/>
-            </w:tcBorders>
-            <w:shd w:fill="1E2752" w:val="clear"/>
-            <w:tcMar>
-              <w:top w:type="dxa" w:w="60"/>
-              <w:left w:type="dxa" w:w="110"/>
-              <w:bottom w:type="dxa" w:w="60"/>
-              <w:right w:type="dxa" w:w="110"/>
-            </w:tcMar>
-            <w:vAlign w:val="center"/>
-          </w:tcPr>
-          <w:p>
-            <w:pPr>
-              <w:spacing w:after="0" w:before="0"/>
-            </w:pPr>
-            <w:r>
-              <w:rPr>
-                <w:b/>
-                <w:bCs/>
-                <w:color w:val="FFFFFF"/>
-                <w:sz w:val="19"/>
-                <w:szCs w:val="19"/>
-              </w:rPr>
-              <w:t xml:space="preserve">Owner action needed</w:t>
-            </w:r>
-          </w:p>
-        </w:tc>
-      </w:tr>
-      <w:tr>
-        <w:trPr>
-          <w:tblHeader w:val="false"/>
-        </w:trPr>
-        <w:tc>
-          <w:tcPr>
-            <w:tcW w:type="dxa" w:w="2256"/>
-            <w:tcBorders>
-              <w:top w:val="single" w:color="C7CEDD" w:sz="4"/>
-              <w:left w:val="single" w:color="C7CEDD" w:sz="4"/>
-              <w:bottom w:val="single" w:color="C7CEDD" w:sz="4"/>
-              <w:right w:val="single" w:color="C7CEDD" w:sz="4"/>
-            </w:tcBorders>
-            <w:shd w:fill="FFFFFF" w:val="clear"/>
-            <w:tcMar>
-              <w:top w:type="dxa" w:w="60"/>
-              <w:left w:type="dxa" w:w="110"/>
-              <w:bottom w:type="dxa" w:w="60"/>
-              <w:right w:type="dxa" w:w="110"/>
-            </w:tcMar>
-            <w:vAlign w:val="center"/>
-          </w:tcPr>
-          <w:p>
-            <w:pPr>
-              <w:spacing w:after="0" w:before="0"/>
-            </w:pPr>
-            <w:r>
-              <w:rPr>
-                <w:b/>
-                <w:bCs/>
-                <w:sz w:val="19"/>
-                <w:szCs w:val="19"/>
-              </w:rPr>
-              <w:t xml:space="preserve">R1</w:t>
-            </w:r>
-          </w:p>
-        </w:tc>
-        <w:tc>
-          <w:tcPr>
-            <w:tcW w:type="dxa" w:w="2256"/>
-            <w:tcBorders>
-              <w:top w:val="single" w:color="C7CEDD" w:sz="4"/>
-              <w:left w:val="single" w:color="C7CEDD" w:sz="4"/>
-              <w:bottom w:val="single" w:color="C7CEDD" w:sz="4"/>
-              <w:right w:val="single" w:color="C7CEDD" w:sz="4"/>
-            </w:tcBorders>
-            <w:shd w:fill="FFFFFF" w:val="clear"/>
-            <w:tcMar>
-              <w:top w:type="dxa" w:w="60"/>
-              <w:left w:type="dxa" w:w="110"/>
-              <w:bottom w:type="dxa" w:w="60"/>
-              <w:right w:type="dxa" w:w="110"/>
-            </w:tcMar>
-            <w:vAlign w:val="center"/>
-          </w:tcPr>
-          <w:p>
-            <w:pPr>
-              <w:spacing w:after="0" w:before="0"/>
-            </w:pPr>
-            <w:r>
-              <w:rPr>
-                <w:sz w:val="19"/>
-                <w:szCs w:val="19"/>
-              </w:rPr>
-              <w:t xml:space="preserve">Appeals: v1.0 (no result appeal) vs Manual §11.5 (re-assessment)</w:t>
-            </w:r>
-          </w:p>
-        </w:tc>
-        <w:tc>
-          <w:tcPr>
-            <w:tcW w:type="dxa" w:w="2256"/>
-            <w:tcBorders>
-              <w:top w:val="single" w:color="C7CEDD" w:sz="4"/>
-              <w:left w:val="single" w:color="C7CEDD" w:sz="4"/>
-              <w:bottom w:val="single" w:color="C7CEDD" w:sz="4"/>
-              <w:right w:val="single" w:color="C7CEDD" w:sz="4"/>
-            </w:tcBorders>
-            <w:shd w:fill="FFFFFF" w:val="clear"/>
-            <w:tcMar>
-              <w:top w:type="dxa" w:w="60"/>
-              <w:left w:type="dxa" w:w="110"/>
-              <w:bottom w:type="dxa" w:w="60"/>
-              <w:right w:type="dxa" w:w="110"/>
-            </w:tcMar>
-            <w:vAlign w:val="center"/>
-          </w:tcPr>
-          <w:p>
-            <w:pPr>
-              <w:spacing w:after="0" w:before="0"/>
-            </w:pPr>
-            <w:r>
-              <w:rPr>
-                <w:b/>
-                <w:bCs/>
-                <w:sz w:val="19"/>
-                <w:szCs w:val="19"/>
-              </w:rPr>
-              <w:t xml:space="preserve">Confirmed — no appeal for now</w:t>
-            </w:r>
-            <w:r>
-              <w:rPr>
-                <w:sz w:val="19"/>
-                <w:szCs w:val="19"/>
-              </w:rPr>
-              <w:t xml:space="preserve">; v1.0 position kept</w:t>
-            </w:r>
-          </w:p>
-        </w:tc>
-        <w:tc>
-          <w:tcPr>
-            <w:tcW w:type="dxa" w:w="2258"/>
-            <w:tcBorders>
-              <w:top w:val="single" w:color="C7CEDD" w:sz="4"/>
-              <w:left w:val="single" w:color="C7CEDD" w:sz="4"/>
-              <w:bottom w:val="single" w:color="C7CEDD" w:sz="4"/>
-              <w:right w:val="single" w:color="C7CEDD" w:sz="4"/>
-            </w:tcBorders>
-            <w:shd w:fill="FFFFFF" w:val="clear"/>
-            <w:tcMar>
-              <w:top w:type="dxa" w:w="60"/>
-              <w:left w:type="dxa" w:w="110"/>
-              <w:bottom w:type="dxa" w:w="60"/>
-              <w:right w:type="dxa" w:w="110"/>
-            </w:tcMar>
-            <w:vAlign w:val="center"/>
-          </w:tcPr>
-          <w:p>
-            <w:pPr>
-              <w:spacing w:after="0" w:before="0"/>
-            </w:pPr>
-            <w:r>
-              <w:rPr>
-                <w:sz w:val="19"/>
-                <w:szCs w:val="19"/>
-              </w:rPr>
-              <w:t xml:space="preserve">Manual §11.5 amended (Edition 2.1)</w:t>
-            </w:r>
-          </w:p>
-        </w:tc>
-      </w:tr>
-      <w:tr>
-        <w:trPr>
-          <w:tblHeader w:val="false"/>
-        </w:trPr>
-        <w:tc>
-          <w:tcPr>
-            <w:tcW w:type="dxa" w:w="2256"/>
-            <w:tcBorders>
-              <w:top w:val="single" w:color="C7CEDD" w:sz="4"/>
-              <w:left w:val="single" w:color="C7CEDD" w:sz="4"/>
-              <w:bottom w:val="single" w:color="C7CEDD" w:sz="4"/>
-              <w:right w:val="single" w:color="C7CEDD" w:sz="4"/>
-            </w:tcBorders>
-            <w:shd w:fill="F2F4F8" w:val="clear"/>
-            <w:tcMar>
-              <w:top w:type="dxa" w:w="60"/>
-              <w:left w:type="dxa" w:w="110"/>
-              <w:bottom w:type="dxa" w:w="60"/>
-              <w:right w:type="dxa" w:w="110"/>
-            </w:tcMar>
-            <w:vAlign w:val="center"/>
-          </w:tcPr>
-          <w:p>
-            <w:pPr>
-              <w:spacing w:after="0" w:before="0"/>
-            </w:pPr>
-            <w:r>
-              <w:rPr>
-                <w:b/>
-                <w:bCs/>
-                <w:sz w:val="19"/>
-                <w:szCs w:val="19"/>
-              </w:rPr>
-              <w:t xml:space="preserve">R2</w:t>
-            </w:r>
-          </w:p>
-        </w:tc>
-        <w:tc>
-          <w:tcPr>
-            <w:tcW w:type="dxa" w:w="2256"/>
-            <w:tcBorders>
-              <w:top w:val="single" w:color="C7CEDD" w:sz="4"/>
-              <w:left w:val="single" w:color="C7CEDD" w:sz="4"/>
-              <w:bottom w:val="single" w:color="C7CEDD" w:sz="4"/>
-              <w:right w:val="single" w:color="C7CEDD" w:sz="4"/>
-            </w:tcBorders>
-            <w:shd w:fill="F2F4F8" w:val="clear"/>
-            <w:tcMar>
-              <w:top w:type="dxa" w:w="60"/>
-              <w:left w:type="dxa" w:w="110"/>
-              <w:bottom w:type="dxa" w:w="60"/>
-              <w:right w:type="dxa" w:w="110"/>
-            </w:tcMar>
-            <w:vAlign w:val="center"/>
-          </w:tcPr>
-          <w:p>
-            <w:pPr>
-              <w:spacing w:after="0" w:before="0"/>
-            </w:pPr>
-            <w:r>
-              <w:rPr>
-                <w:sz w:val="19"/>
-                <w:szCs w:val="19"/>
-              </w:rPr>
-              <w:t xml:space="preserve">Billing: advance payment vs operations payout-gate</w:t>
-            </w:r>
-          </w:p>
-        </w:tc>
-        <w:tc>
-          <w:tcPr>
-            <w:tcW w:type="dxa" w:w="2256"/>
-            <w:tcBorders>
-              <w:top w:val="single" w:color="C7CEDD" w:sz="4"/>
-              <w:left w:val="single" w:color="C7CEDD" w:sz="4"/>
-              <w:bottom w:val="single" w:color="C7CEDD" w:sz="4"/>
-              <w:right w:val="single" w:color="C7CEDD" w:sz="4"/>
-            </w:tcBorders>
-            <w:shd w:fill="F2F4F8" w:val="clear"/>
-            <w:tcMar>
-              <w:top w:type="dxa" w:w="60"/>
-              <w:left w:type="dxa" w:w="110"/>
-              <w:bottom w:type="dxa" w:w="60"/>
-              <w:right w:type="dxa" w:w="110"/>
-            </w:tcMar>
-            <w:vAlign w:val="center"/>
-          </w:tcPr>
-          <w:p>
-            <w:pPr>
-              <w:spacing w:after="0" w:before="0"/>
-            </w:pPr>
-            <w:r>
-              <w:rPr>
-                <w:b/>
-                <w:bCs/>
-                <w:sz w:val="19"/>
-                <w:szCs w:val="19"/>
-              </w:rPr>
-              <w:t xml:space="preserve">Confirmed — MAS is payment intermediary</w:t>
-            </w:r>
-            <w:r>
-              <w:rPr>
-                <w:sz w:val="19"/>
-                <w:szCs w:val="19"/>
-              </w:rPr>
-              <w:t xml:space="preserve">; two-leg closing loop adopted; extra levels invoiced post-session</w:t>
-            </w:r>
-          </w:p>
-        </w:tc>
-        <w:tc>
-          <w:tcPr>
-            <w:tcW w:type="dxa" w:w="2258"/>
-            <w:tcBorders>
-              <w:top w:val="single" w:color="C7CEDD" w:sz="4"/>
-              <w:left w:val="single" w:color="C7CEDD" w:sz="4"/>
-              <w:bottom w:val="single" w:color="C7CEDD" w:sz="4"/>
-              <w:right w:val="single" w:color="C7CEDD" w:sz="4"/>
-            </w:tcBorders>
-            <w:shd w:fill="F2F4F8" w:val="clear"/>
-            <w:tcMar>
-              <w:top w:type="dxa" w:w="60"/>
-              <w:left w:type="dxa" w:w="110"/>
-              <w:bottom w:type="dxa" w:w="60"/>
-              <w:right w:type="dxa" w:w="110"/>
-            </w:tcMar>
-            <w:vAlign w:val="center"/>
-          </w:tcPr>
-          <w:p>
-            <w:pPr>
-              <w:spacing w:after="0" w:before="0"/>
-            </w:pPr>
-            <w:r>
-              <w:rPr>
-                <w:sz w:val="19"/>
-                <w:szCs w:val="19"/>
-              </w:rPr>
-              <w:t xml:space="preserve">Manual §14.5/§14.6 amended (Edition 2.1)</w:t>
-            </w:r>
-          </w:p>
-        </w:tc>
-      </w:tr>
-      <w:tr>
-        <w:trPr>
-          <w:tblHeader w:val="false"/>
-        </w:trPr>
-        <w:tc>
-          <w:tcPr>
-            <w:tcW w:type="dxa" w:w="2256"/>
-            <w:tcBorders>
-              <w:top w:val="single" w:color="C7CEDD" w:sz="4"/>
-              <w:left w:val="single" w:color="C7CEDD" w:sz="4"/>
-              <w:bottom w:val="single" w:color="C7CEDD" w:sz="4"/>
-              <w:right w:val="single" w:color="C7CEDD" w:sz="4"/>
-            </w:tcBorders>
-            <w:shd w:fill="FFFFFF" w:val="clear"/>
-            <w:tcMar>
-              <w:top w:type="dxa" w:w="60"/>
-              <w:left w:type="dxa" w:w="110"/>
-              <w:bottom w:type="dxa" w:w="60"/>
-              <w:right w:type="dxa" w:w="110"/>
-            </w:tcMar>
-            <w:vAlign w:val="center"/>
-          </w:tcPr>
-          <w:p>
-            <w:pPr>
-              <w:spacing w:after="0" w:before="0"/>
-            </w:pPr>
-            <w:r>
-              <w:rPr>
-                <w:b/>
-                <w:bCs/>
-                <w:sz w:val="19"/>
-                <w:szCs w:val="19"/>
-              </w:rPr>
-              <w:t xml:space="preserve">R3</w:t>
-            </w:r>
-          </w:p>
-        </w:tc>
-        <w:tc>
-          <w:tcPr>
-            <w:tcW w:type="dxa" w:w="2256"/>
-            <w:tcBorders>
-              <w:top w:val="single" w:color="C7CEDD" w:sz="4"/>
-              <w:left w:val="single" w:color="C7CEDD" w:sz="4"/>
-              <w:bottom w:val="single" w:color="C7CEDD" w:sz="4"/>
-              <w:right w:val="single" w:color="C7CEDD" w:sz="4"/>
-            </w:tcBorders>
-            <w:shd w:fill="FFFFFF" w:val="clear"/>
-            <w:tcMar>
-              <w:top w:type="dxa" w:w="60"/>
-              <w:left w:type="dxa" w:w="110"/>
-              <w:bottom w:type="dxa" w:w="60"/>
-              <w:right w:type="dxa" w:w="110"/>
-            </w:tcMar>
-            <w:vAlign w:val="center"/>
-          </w:tcPr>
-          <w:p>
-            <w:pPr>
-              <w:spacing w:after="0" w:before="0"/>
-            </w:pPr>
-            <w:r>
-              <w:rPr>
-                <w:sz w:val="19"/>
-                <w:szCs w:val="19"/>
-              </w:rPr>
-              <w:t xml:space="preserve">Fee quanta: inline vs Portal schedule</w:t>
-            </w:r>
-          </w:p>
-        </w:tc>
-        <w:tc>
-          <w:tcPr>
-            <w:tcW w:type="dxa" w:w="2256"/>
-            <w:tcBorders>
-              <w:top w:val="single" w:color="C7CEDD" w:sz="4"/>
-              <w:left w:val="single" w:color="C7CEDD" w:sz="4"/>
-              <w:bottom w:val="single" w:color="C7CEDD" w:sz="4"/>
-              <w:right w:val="single" w:color="C7CEDD" w:sz="4"/>
-            </w:tcBorders>
-            <w:shd w:fill="FFFFFF" w:val="clear"/>
-            <w:tcMar>
-              <w:top w:type="dxa" w:w="60"/>
-              <w:left w:type="dxa" w:w="110"/>
-              <w:bottom w:type="dxa" w:w="60"/>
-              <w:right w:type="dxa" w:w="110"/>
-            </w:tcMar>
-            <w:vAlign w:val="center"/>
-          </w:tcPr>
-          <w:p>
-            <w:pPr>
-              <w:spacing w:after="0" w:before="0"/>
-            </w:pPr>
-            <w:r>
-              <w:rPr>
-                <w:sz w:val="19"/>
-                <w:szCs w:val="19"/>
-              </w:rPr>
-              <w:t xml:space="preserve">Table kept for usability; Portal schedule authoritative</w:t>
-            </w:r>
-          </w:p>
-        </w:tc>
-        <w:tc>
-          <w:tcPr>
-            <w:tcW w:type="dxa" w:w="2258"/>
-            <w:tcBorders>
-              <w:top w:val="single" w:color="C7CEDD" w:sz="4"/>
-              <w:left w:val="single" w:color="C7CEDD" w:sz="4"/>
-              <w:bottom w:val="single" w:color="C7CEDD" w:sz="4"/>
-              <w:right w:val="single" w:color="C7CEDD" w:sz="4"/>
-            </w:tcBorders>
-            <w:shd w:fill="FFFFFF" w:val="clear"/>
-            <w:tcMar>
-              <w:top w:type="dxa" w:w="60"/>
-              <w:left w:type="dxa" w:w="110"/>
-              <w:bottom w:type="dxa" w:w="60"/>
-              <w:right w:type="dxa" w:w="110"/>
-            </w:tcMar>
-            <w:vAlign w:val="center"/>
-          </w:tcPr>
-          <w:p>
-            <w:pPr>
-              <w:spacing w:after="0" w:before="0"/>
-            </w:pPr>
-            <w:r>
-              <w:rPr>
-                <w:sz w:val="19"/>
-                <w:szCs w:val="19"/>
-              </w:rPr>
-              <w:t xml:space="preserve">Seed Portal </w:t>
-            </w:r>
-            <w:r>
-              <w:rPr>
-                <w:rFonts w:ascii="Consolas" w:cs="Consolas" w:eastAsia="Consolas" w:hAnsi="Consolas"/>
-                <w:color w:val="16308F"/>
-                <w:sz w:val="19"/>
-                <w:szCs w:val="19"/>
-              </w:rPr>
-              <w:t xml:space="preserve">fee_schedule</w:t>
-            </w:r>
-          </w:p>
-        </w:tc>
-      </w:tr>
-      <w:tr>
-        <w:trPr>
-          <w:tblHeader w:val="false"/>
-        </w:trPr>
-        <w:tc>
-          <w:tcPr>
-            <w:tcW w:type="dxa" w:w="2256"/>
-            <w:tcBorders>
-              <w:top w:val="single" w:color="C7CEDD" w:sz="4"/>
-              <w:left w:val="single" w:color="C7CEDD" w:sz="4"/>
-              <w:bottom w:val="single" w:color="C7CEDD" w:sz="4"/>
-              <w:right w:val="single" w:color="C7CEDD" w:sz="4"/>
-            </w:tcBorders>
-            <w:shd w:fill="F2F4F8" w:val="clear"/>
-            <w:tcMar>
-              <w:top w:type="dxa" w:w="60"/>
-              <w:left w:type="dxa" w:w="110"/>
-              <w:bottom w:type="dxa" w:w="60"/>
-              <w:right w:type="dxa" w:w="110"/>
-            </w:tcMar>
-            <w:vAlign w:val="center"/>
-          </w:tcPr>
-          <w:p>
-            <w:pPr>
-              <w:spacing w:after="0" w:before="0"/>
-            </w:pPr>
-            <w:r>
-              <w:rPr>
-                <w:b/>
-                <w:bCs/>
-                <w:sz w:val="19"/>
-                <w:szCs w:val="19"/>
-              </w:rPr>
-              <w:t xml:space="preserve">R4</w:t>
-            </w:r>
-          </w:p>
-        </w:tc>
-        <w:tc>
-          <w:tcPr>
-            <w:tcW w:type="dxa" w:w="2256"/>
-            <w:tcBorders>
-              <w:top w:val="single" w:color="C7CEDD" w:sz="4"/>
-              <w:left w:val="single" w:color="C7CEDD" w:sz="4"/>
-              <w:bottom w:val="single" w:color="C7CEDD" w:sz="4"/>
-              <w:right w:val="single" w:color="C7CEDD" w:sz="4"/>
-            </w:tcBorders>
-            <w:shd w:fill="F2F4F8" w:val="clear"/>
-            <w:tcMar>
-              <w:top w:type="dxa" w:w="60"/>
-              <w:left w:type="dxa" w:w="110"/>
-              <w:bottom w:type="dxa" w:w="60"/>
-              <w:right w:type="dxa" w:w="110"/>
-            </w:tcMar>
-            <w:vAlign w:val="center"/>
-          </w:tcPr>
-          <w:p>
-            <w:pPr>
-              <w:spacing w:after="0" w:before="0"/>
-            </w:pPr>
-            <w:r>
-              <w:rPr>
-                <w:sz w:val="19"/>
-                <w:szCs w:val="19"/>
-              </w:rPr>
-              <w:t xml:space="preserve">Name: "Assessment Manual" vs "Assessment System Handbook"</w:t>
-            </w:r>
-          </w:p>
-        </w:tc>
-        <w:tc>
-          <w:tcPr>
-            <w:tcW w:type="dxa" w:w="2256"/>
-            <w:tcBorders>
-              <w:top w:val="single" w:color="C7CEDD" w:sz="4"/>
-              <w:left w:val="single" w:color="C7CEDD" w:sz="4"/>
-              <w:bottom w:val="single" w:color="C7CEDD" w:sz="4"/>
-              <w:right w:val="single" w:color="C7CEDD" w:sz="4"/>
-            </w:tcBorders>
-            <w:shd w:fill="F2F4F8" w:val="clear"/>
-            <w:tcMar>
-              <w:top w:type="dxa" w:w="60"/>
-              <w:left w:type="dxa" w:w="110"/>
-              <w:bottom w:type="dxa" w:w="60"/>
-              <w:right w:type="dxa" w:w="110"/>
-            </w:tcMar>
-            <w:vAlign w:val="center"/>
-          </w:tcPr>
-          <w:p>
-            <w:pPr>
-              <w:spacing w:after="0" w:before="0"/>
-            </w:pPr>
-            <w:r>
-              <w:rPr>
-                <w:sz w:val="19"/>
-                <w:szCs w:val="19"/>
-              </w:rPr>
-              <w:t xml:space="preserve">Renamed to </w:t>
-            </w:r>
-            <w:r>
-              <w:rPr>
-                <w:b/>
-                <w:bCs/>
-                <w:sz w:val="19"/>
-                <w:szCs w:val="19"/>
-              </w:rPr>
-              <w:t xml:space="preserve">Assessment System Handbook</w:t>
-            </w:r>
-          </w:p>
-        </w:tc>
-        <w:tc>
-          <w:tcPr>
-            <w:tcW w:type="dxa" w:w="2258"/>
-            <w:tcBorders>
-              <w:top w:val="single" w:color="C7CEDD" w:sz="4"/>
-              <w:left w:val="single" w:color="C7CEDD" w:sz="4"/>
-              <w:bottom w:val="single" w:color="C7CEDD" w:sz="4"/>
-              <w:right w:val="single" w:color="C7CEDD" w:sz="4"/>
-            </w:tcBorders>
-            <w:shd w:fill="F2F4F8" w:val="clear"/>
-            <w:tcMar>
-              <w:top w:type="dxa" w:w="60"/>
-              <w:left w:type="dxa" w:w="110"/>
-              <w:bottom w:type="dxa" w:w="60"/>
-              <w:right w:type="dxa" w:w="110"/>
-            </w:tcMar>
-            <w:vAlign w:val="center"/>
-          </w:tcPr>
-          <w:p>
-            <w:pPr>
-              <w:spacing w:after="0" w:before="0"/>
-            </w:pPr>
-            <w:r>
-              <w:rPr>
-                <w:sz w:val="19"/>
-                <w:szCs w:val="19"/>
-              </w:rPr>
-              <w:t xml:space="preserve">Confirmed across the doc set</w:t>
-            </w:r>
-          </w:p>
-        </w:tc>
-      </w:tr>
-      <w:tr>
-        <w:trPr>
-          <w:tblHeader w:val="false"/>
-        </w:trPr>
-        <w:tc>
-          <w:tcPr>
-            <w:tcW w:type="dxa" w:w="2256"/>
-            <w:tcBorders>
-              <w:top w:val="single" w:color="C7CEDD" w:sz="4"/>
-              <w:left w:val="single" w:color="C7CEDD" w:sz="4"/>
-              <w:bottom w:val="single" w:color="C7CEDD" w:sz="4"/>
-              <w:right w:val="single" w:color="C7CEDD" w:sz="4"/>
-            </w:tcBorders>
-            <w:shd w:fill="FFFFFF" w:val="clear"/>
-            <w:tcMar>
-              <w:top w:type="dxa" w:w="60"/>
-              <w:left w:type="dxa" w:w="110"/>
-              <w:bottom w:type="dxa" w:w="60"/>
-              <w:right w:type="dxa" w:w="110"/>
-            </w:tcMar>
-            <w:vAlign w:val="center"/>
-          </w:tcPr>
-          <w:p>
-            <w:pPr>
-              <w:spacing w:after="0" w:before="0"/>
-            </w:pPr>
-            <w:r>
-              <w:rPr>
-                <w:b/>
-                <w:bCs/>
-                <w:sz w:val="19"/>
-                <w:szCs w:val="19"/>
-              </w:rPr>
-              <w:t xml:space="preserve">R5</w:t>
-            </w:r>
-          </w:p>
-        </w:tc>
-        <w:tc>
-          <w:tcPr>
-            <w:tcW w:type="dxa" w:w="2256"/>
-            <w:tcBorders>
-              <w:top w:val="single" w:color="C7CEDD" w:sz="4"/>
-              <w:left w:val="single" w:color="C7CEDD" w:sz="4"/>
-              <w:bottom w:val="single" w:color="C7CEDD" w:sz="4"/>
-              <w:right w:val="single" w:color="C7CEDD" w:sz="4"/>
-            </w:tcBorders>
-            <w:shd w:fill="FFFFFF" w:val="clear"/>
-            <w:tcMar>
-              <w:top w:type="dxa" w:w="60"/>
-              <w:left w:type="dxa" w:w="110"/>
-              <w:bottom w:type="dxa" w:w="60"/>
-              <w:right w:type="dxa" w:w="110"/>
-            </w:tcMar>
-            <w:vAlign w:val="center"/>
-          </w:tcPr>
-          <w:p>
-            <w:pPr>
-              <w:spacing w:after="0" w:before="0"/>
-            </w:pPr>
-            <w:r>
-              <w:rPr>
-                <w:sz w:val="19"/>
-                <w:szCs w:val="19"/>
-              </w:rPr>
-              <w:t xml:space="preserve">Code of Conduct location</w:t>
-            </w:r>
-          </w:p>
-        </w:tc>
-        <w:tc>
-          <w:tcPr>
-            <w:tcW w:type="dxa" w:w="2256"/>
-            <w:tcBorders>
-              <w:top w:val="single" w:color="C7CEDD" w:sz="4"/>
-              <w:left w:val="single" w:color="C7CEDD" w:sz="4"/>
-              <w:bottom w:val="single" w:color="C7CEDD" w:sz="4"/>
-              <w:right w:val="single" w:color="C7CEDD" w:sz="4"/>
-            </w:tcBorders>
-            <w:shd w:fill="FFFFFF" w:val="clear"/>
-            <w:tcMar>
-              <w:top w:type="dxa" w:w="60"/>
-              <w:left w:type="dxa" w:w="110"/>
-              <w:bottom w:type="dxa" w:w="60"/>
-              <w:right w:type="dxa" w:w="110"/>
-            </w:tcMar>
-            <w:vAlign w:val="center"/>
-          </w:tcPr>
-          <w:p>
-            <w:pPr>
-              <w:spacing w:after="0" w:before="0"/>
-            </w:pPr>
-            <w:r>
-              <w:rPr>
-                <w:sz w:val="19"/>
-                <w:szCs w:val="19"/>
-              </w:rPr>
-              <w:t xml:space="preserve">Embedded full code in §7.1</w:t>
-            </w:r>
-          </w:p>
-        </w:tc>
-        <w:tc>
-          <w:tcPr>
-            <w:tcW w:type="dxa" w:w="2258"/>
-            <w:tcBorders>
-              <w:top w:val="single" w:color="C7CEDD" w:sz="4"/>
-              <w:left w:val="single" w:color="C7CEDD" w:sz="4"/>
-              <w:bottom w:val="single" w:color="C7CEDD" w:sz="4"/>
-              <w:right w:val="single" w:color="C7CEDD" w:sz="4"/>
-            </w:tcBorders>
-            <w:shd w:fill="FFFFFF" w:val="clear"/>
-            <w:tcMar>
-              <w:top w:type="dxa" w:w="60"/>
-              <w:left w:type="dxa" w:w="110"/>
-              <w:bottom w:type="dxa" w:w="60"/>
-              <w:right w:type="dxa" w:w="110"/>
-            </w:tcMar>
-            <w:vAlign w:val="center"/>
-          </w:tcPr>
-          <w:p>
-            <w:pPr>
-              <w:spacing w:after="0" w:before="0"/>
-            </w:pPr>
-            <w:r>
-              <w:rPr>
-                <w:sz w:val="19"/>
-                <w:szCs w:val="19"/>
-              </w:rPr>
-              <w:t xml:space="preserve">Manual §9 reduced to a requirement (Edition 2.1)</w:t>
-            </w:r>
-          </w:p>
-        </w:tc>
-      </w:tr>
-      <w:tr>
-        <w:trPr>
-          <w:tblHeader w:val="false"/>
-        </w:trPr>
-        <w:tc>
-          <w:tcPr>
-            <w:tcW w:type="dxa" w:w="2256"/>
-            <w:tcBorders>
-              <w:top w:val="single" w:color="C7CEDD" w:sz="4"/>
-              <w:left w:val="single" w:color="C7CEDD" w:sz="4"/>
-              <w:bottom w:val="single" w:color="C7CEDD" w:sz="4"/>
-              <w:right w:val="single" w:color="C7CEDD" w:sz="4"/>
-            </w:tcBorders>
-            <w:shd w:fill="F2F4F8" w:val="clear"/>
-            <w:tcMar>
-              <w:top w:type="dxa" w:w="60"/>
-              <w:left w:type="dxa" w:w="110"/>
-              <w:bottom w:type="dxa" w:w="60"/>
-              <w:right w:type="dxa" w:w="110"/>
-            </w:tcMar>
-            <w:vAlign w:val="center"/>
-          </w:tcPr>
-          <w:p>
-            <w:pPr>
-              <w:spacing w:after="0" w:before="0"/>
-            </w:pPr>
-            <w:r>
-              <w:rPr>
-                <w:b/>
-                <w:bCs/>
-                <w:sz w:val="19"/>
-                <w:szCs w:val="19"/>
-              </w:rPr>
-              <w:t xml:space="preserve">R6</w:t>
-            </w:r>
-          </w:p>
-        </w:tc>
-        <w:tc>
-          <w:tcPr>
-            <w:tcW w:type="dxa" w:w="2256"/>
-            <w:tcBorders>
-              <w:top w:val="single" w:color="C7CEDD" w:sz="4"/>
-              <w:left w:val="single" w:color="C7CEDD" w:sz="4"/>
-              <w:bottom w:val="single" w:color="C7CEDD" w:sz="4"/>
-              <w:right w:val="single" w:color="C7CEDD" w:sz="4"/>
-            </w:tcBorders>
-            <w:shd w:fill="F2F4F8" w:val="clear"/>
-            <w:tcMar>
-              <w:top w:type="dxa" w:w="60"/>
-              <w:left w:type="dxa" w:w="110"/>
-              <w:bottom w:type="dxa" w:w="60"/>
-              <w:right w:type="dxa" w:w="110"/>
-            </w:tcMar>
-            <w:vAlign w:val="center"/>
-          </w:tcPr>
-          <w:p>
-            <w:pPr>
-              <w:spacing w:after="0" w:before="0"/>
-            </w:pPr>
-            <w:r>
-              <w:rPr>
-                <w:sz w:val="19"/>
-                <w:szCs w:val="19"/>
-              </w:rPr>
-              <w:t xml:space="preserve">Change route</w:t>
-            </w:r>
-          </w:p>
-        </w:tc>
-        <w:tc>
-          <w:tcPr>
-            <w:tcW w:type="dxa" w:w="2256"/>
-            <w:tcBorders>
-              <w:top w:val="single" w:color="C7CEDD" w:sz="4"/>
-              <w:left w:val="single" w:color="C7CEDD" w:sz="4"/>
-              <w:bottom w:val="single" w:color="C7CEDD" w:sz="4"/>
-              <w:right w:val="single" w:color="C7CEDD" w:sz="4"/>
-            </w:tcBorders>
-            <w:shd w:fill="F2F4F8" w:val="clear"/>
-            <w:tcMar>
-              <w:top w:type="dxa" w:w="60"/>
-              <w:left w:type="dxa" w:w="110"/>
-              <w:bottom w:type="dxa" w:w="60"/>
-              <w:right w:type="dxa" w:w="110"/>
-            </w:tcMar>
-            <w:vAlign w:val="center"/>
-          </w:tcPr>
-          <w:p>
-            <w:pPr>
-              <w:spacing w:after="0" w:before="0"/>
-            </w:pPr>
-            <w:r>
-              <w:rPr>
-                <w:sz w:val="19"/>
-                <w:szCs w:val="19"/>
-              </w:rPr>
-              <w:t xml:space="preserve">Adopted v1.0's lighter route (CE + Chairperson for operational detail)</w:t>
-            </w:r>
-          </w:p>
-        </w:tc>
-        <w:tc>
-          <w:tcPr>
-            <w:tcW w:type="dxa" w:w="2258"/>
-            <w:tcBorders>
-              <w:top w:val="single" w:color="C7CEDD" w:sz="4"/>
-              <w:left w:val="single" w:color="C7CEDD" w:sz="4"/>
-              <w:bottom w:val="single" w:color="C7CEDD" w:sz="4"/>
-              <w:right w:val="single" w:color="C7CEDD" w:sz="4"/>
-            </w:tcBorders>
-            <w:shd w:fill="F2F4F8" w:val="clear"/>
-            <w:tcMar>
-              <w:top w:type="dxa" w:w="60"/>
-              <w:left w:type="dxa" w:w="110"/>
-              <w:bottom w:type="dxa" w:w="60"/>
-              <w:right w:type="dxa" w:w="110"/>
-            </w:tcMar>
-            <w:vAlign w:val="center"/>
-          </w:tcPr>
-          <w:p>
-            <w:pPr>
-              <w:spacing w:after="0" w:before="0"/>
-            </w:pPr>
-            <w:r>
-              <w:rPr>
-                <w:sz w:val="19"/>
-                <w:szCs w:val="19"/>
-              </w:rPr>
-              <w:t xml:space="preserve">None</w:t>
-            </w:r>
-          </w:p>
-        </w:tc>
-      </w:tr>
-      <w:tr>
-        <w:trPr>
-          <w:tblHeader w:val="false"/>
-        </w:trPr>
-        <w:tc>
-          <w:tcPr>
-            <w:tcW w:type="dxa" w:w="2256"/>
-            <w:tcBorders>
-              <w:top w:val="single" w:color="C7CEDD" w:sz="4"/>
-              <w:left w:val="single" w:color="C7CEDD" w:sz="4"/>
-              <w:bottom w:val="single" w:color="C7CEDD" w:sz="4"/>
-              <w:right w:val="single" w:color="C7CEDD" w:sz="4"/>
-            </w:tcBorders>
-            <w:shd w:fill="FFFFFF" w:val="clear"/>
-            <w:tcMar>
-              <w:top w:type="dxa" w:w="60"/>
-              <w:left w:type="dxa" w:w="110"/>
-              <w:bottom w:type="dxa" w:w="60"/>
-              <w:right w:type="dxa" w:w="110"/>
-            </w:tcMar>
-            <w:vAlign w:val="center"/>
-          </w:tcPr>
-          <w:p>
-            <w:pPr>
-              <w:spacing w:after="0" w:before="0"/>
-            </w:pPr>
-            <w:r>
-              <w:rPr>
-                <w:b/>
-                <w:bCs/>
-                <w:sz w:val="19"/>
-                <w:szCs w:val="19"/>
-              </w:rPr>
-              <w:t xml:space="preserve">A1</w:t>
-            </w:r>
-          </w:p>
-        </w:tc>
-        <w:tc>
-          <w:tcPr>
-            <w:tcW w:type="dxa" w:w="2256"/>
-            <w:tcBorders>
-              <w:top w:val="single" w:color="C7CEDD" w:sz="4"/>
-              <w:left w:val="single" w:color="C7CEDD" w:sz="4"/>
-              <w:bottom w:val="single" w:color="C7CEDD" w:sz="4"/>
-              <w:right w:val="single" w:color="C7CEDD" w:sz="4"/>
-            </w:tcBorders>
-            <w:shd w:fill="FFFFFF" w:val="clear"/>
-            <w:tcMar>
-              <w:top w:type="dxa" w:w="60"/>
-              <w:left w:type="dxa" w:w="110"/>
-              <w:bottom w:type="dxa" w:w="60"/>
-              <w:right w:type="dxa" w:w="110"/>
-            </w:tcMar>
-            <w:vAlign w:val="center"/>
-          </w:tcPr>
-          <w:p>
-            <w:pPr>
-              <w:spacing w:after="0" w:before="0"/>
-            </w:pPr>
-            <w:r>
-              <w:rPr>
-                <w:sz w:val="19"/>
-                <w:szCs w:val="19"/>
-              </w:rPr>
-              <w:t xml:space="preserve">Alignment to Governance Decisions Register v1.0</w:t>
-            </w:r>
-          </w:p>
-        </w:tc>
-        <w:tc>
-          <w:tcPr>
-            <w:tcW w:type="dxa" w:w="2256"/>
-            <w:tcBorders>
-              <w:top w:val="single" w:color="C7CEDD" w:sz="4"/>
-              <w:left w:val="single" w:color="C7CEDD" w:sz="4"/>
-              <w:bottom w:val="single" w:color="C7CEDD" w:sz="4"/>
-              <w:right w:val="single" w:color="C7CEDD" w:sz="4"/>
-            </w:tcBorders>
-            <w:shd w:fill="FFFFFF" w:val="clear"/>
-            <w:tcMar>
-              <w:top w:type="dxa" w:w="60"/>
-              <w:left w:type="dxa" w:w="110"/>
-              <w:bottom w:type="dxa" w:w="60"/>
-              <w:right w:type="dxa" w:w="110"/>
-            </w:tcMar>
-            <w:vAlign w:val="center"/>
-          </w:tcPr>
-          <w:p>
-            <w:pPr>
-              <w:spacing w:after="0" w:before="0"/>
-            </w:pPr>
-            <w:r>
-              <w:rPr>
-                <w:sz w:val="19"/>
-                <w:szCs w:val="19"/>
-              </w:rPr>
-              <w:t xml:space="preserve">BADGES Instructor rename (§7.5); COI-1 recusal (§6.1/§7.1); interim DSL (§8)</w:t>
-            </w:r>
-          </w:p>
-        </w:tc>
-        <w:tc>
-          <w:tcPr>
-            <w:tcW w:type="dxa" w:w="2258"/>
-            <w:tcBorders>
-              <w:top w:val="single" w:color="C7CEDD" w:sz="4"/>
-              <w:left w:val="single" w:color="C7CEDD" w:sz="4"/>
-              <w:bottom w:val="single" w:color="C7CEDD" w:sz="4"/>
-              <w:right w:val="single" w:color="C7CEDD" w:sz="4"/>
-            </w:tcBorders>
-            <w:shd w:fill="FFFFFF" w:val="clear"/>
-            <w:tcMar>
-              <w:top w:type="dxa" w:w="60"/>
-              <w:left w:type="dxa" w:w="110"/>
-              <w:bottom w:type="dxa" w:w="60"/>
-              <w:right w:type="dxa" w:w="110"/>
-            </w:tcMar>
-            <w:vAlign w:val="center"/>
-          </w:tcPr>
-          <w:p>
-            <w:pPr>
-              <w:spacing w:after="0" w:before="0"/>
-            </w:pPr>
-            <w:r>
-              <w:rPr>
-                <w:sz w:val="19"/>
-                <w:szCs w:val="19"/>
-              </w:rPr>
-              <w:t xml:space="preserve">None — consistent with Manual Edition 2.1</w:t>
-            </w:r>
-          </w:p>
-        </w:tc>
-      </w:tr>
-    </w:tbl>
+        <w:t xml:space="preserve">Annex F — Transitional Swimmers (Previous-Syllabus Holders)</w:t>
+      </w:r>
+    </w:p>
     <w:p>
       <w:pPr>
         <w:spacing w:after="120"/>
       </w:pPr>
-    </w:p>
-    <w:p>
-      <w:pPr>
-        <w:pStyle w:val="Heading2"/>
-      </w:pPr>
-      <w:r>
-        <w:t xml:space="preserve">Version control</w:t>
-      </w:r>
-    </w:p>
-    <w:tbl>
-      <w:tblPr>
-        <w:tblW w:type="dxa" w:w="9026"/>
-        <w:tblBorders>
-          <w:top w:val="single" w:color="auto" w:sz="4"/>
-          <w:left w:val="single" w:color="auto" w:sz="4"/>
-          <w:bottom w:val="single" w:color="auto" w:sz="4"/>
-          <w:right w:val="single" w:color="auto" w:sz="4"/>
-          <w:insideH w:val="single" w:color="auto" w:sz="4"/>
-          <w:insideV w:val="single" w:color="auto" w:sz="4"/>
-        </w:tblBorders>
-      </w:tblPr>
-      <w:tblGrid>
-        <w:gridCol w:w="4513"/>
-        <w:gridCol w:w="4513"/>
-      </w:tblGrid>
-      <w:tr>
-        <w:trPr>
-          <w:tblHeader/>
-        </w:trPr>
-        <w:tc>
-          <w:tcPr>
-            <w:tcW w:type="dxa" w:w="4513"/>
-            <w:tcBorders>
-              <w:top w:val="single" w:color="C7CEDD" w:sz="4"/>
-              <w:left w:val="single" w:color="C7CEDD" w:sz="4"/>
-              <w:bottom w:val="single" w:color="C7CEDD" w:sz="4"/>
-              <w:right w:val="single" w:color="C7CEDD" w:sz="4"/>
-            </w:tcBorders>
-            <w:shd w:fill="1E2752" w:val="clear"/>
-            <w:tcMar>
-              <w:top w:type="dxa" w:w="60"/>
-              <w:left w:type="dxa" w:w="110"/>
-              <w:bottom w:type="dxa" w:w="60"/>
-              <w:right w:type="dxa" w:w="110"/>
-            </w:tcMar>
-            <w:vAlign w:val="center"/>
-          </w:tcPr>
-          <w:p>
-            <w:pPr>
-              <w:spacing w:after="0" w:before="0"/>
-            </w:pPr>
-            <w:r>
-              <w:rPr>
-                <w:b/>
-                <w:bCs/>
-                <w:color w:val="FFFFFF"/>
-                <w:sz w:val="19"/>
-                <w:szCs w:val="19"/>
-              </w:rPr>
-              <w:t xml:space="preserve">Field</w:t>
-            </w:r>
-          </w:p>
-        </w:tc>
-        <w:tc>
-          <w:tcPr>
-            <w:tcW w:type="dxa" w:w="4513"/>
-            <w:tcBorders>
-              <w:top w:val="single" w:color="C7CEDD" w:sz="4"/>
-              <w:left w:val="single" w:color="C7CEDD" w:sz="4"/>
-              <w:bottom w:val="single" w:color="C7CEDD" w:sz="4"/>
-              <w:right w:val="single" w:color="C7CEDD" w:sz="4"/>
-            </w:tcBorders>
-            <w:shd w:fill="1E2752" w:val="clear"/>
-            <w:tcMar>
-              <w:top w:type="dxa" w:w="60"/>
-              <w:left w:type="dxa" w:w="110"/>
-              <w:bottom w:type="dxa" w:w="60"/>
-              <w:right w:type="dxa" w:w="110"/>
-            </w:tcMar>
-            <w:vAlign w:val="center"/>
-          </w:tcPr>
-          <w:p>
-            <w:pPr>
-              <w:spacing w:after="0" w:before="0"/>
-            </w:pPr>
-            <w:r>
-              <w:rPr>
-                <w:b/>
-                <w:bCs/>
-                <w:color w:val="FFFFFF"/>
-                <w:sz w:val="19"/>
-                <w:szCs w:val="19"/>
-              </w:rPr>
-              <w:t xml:space="preserve">Value</w:t>
-            </w:r>
-          </w:p>
-        </w:tc>
-      </w:tr>
-      <w:tr>
-        <w:trPr>
-          <w:tblHeader w:val="false"/>
-        </w:trPr>
-        <w:tc>
-          <w:tcPr>
-            <w:tcW w:type="dxa" w:w="4513"/>
-            <w:tcBorders>
-              <w:top w:val="single" w:color="C7CEDD" w:sz="4"/>
-              <w:left w:val="single" w:color="C7CEDD" w:sz="4"/>
-              <w:bottom w:val="single" w:color="C7CEDD" w:sz="4"/>
-              <w:right w:val="single" w:color="C7CEDD" w:sz="4"/>
-            </w:tcBorders>
-            <w:shd w:fill="FFFFFF" w:val="clear"/>
-            <w:tcMar>
-              <w:top w:type="dxa" w:w="60"/>
-              <w:left w:type="dxa" w:w="110"/>
-              <w:bottom w:type="dxa" w:w="60"/>
-              <w:right w:type="dxa" w:w="110"/>
-            </w:tcMar>
-            <w:vAlign w:val="center"/>
-          </w:tcPr>
-          <w:p>
-            <w:pPr>
-              <w:spacing w:after="0" w:before="0"/>
-            </w:pPr>
-            <w:r>
-              <w:rPr>
-                <w:sz w:val="19"/>
-                <w:szCs w:val="19"/>
-              </w:rPr>
-              <w:t xml:space="preserve">Document</w:t>
-            </w:r>
-          </w:p>
-        </w:tc>
-        <w:tc>
-          <w:tcPr>
-            <w:tcW w:type="dxa" w:w="4513"/>
-            <w:tcBorders>
-              <w:top w:val="single" w:color="C7CEDD" w:sz="4"/>
-              <w:left w:val="single" w:color="C7CEDD" w:sz="4"/>
-              <w:bottom w:val="single" w:color="C7CEDD" w:sz="4"/>
-              <w:right w:val="single" w:color="C7CEDD" w:sz="4"/>
-            </w:tcBorders>
-            <w:shd w:fill="FFFFFF" w:val="clear"/>
-            <w:tcMar>
-              <w:top w:type="dxa" w:w="60"/>
-              <w:left w:type="dxa" w:w="110"/>
-              <w:bottom w:type="dxa" w:w="60"/>
-              <w:right w:type="dxa" w:w="110"/>
-            </w:tcMar>
-            <w:vAlign w:val="center"/>
-          </w:tcPr>
-          <w:p>
-            <w:pPr>
-              <w:spacing w:after="0" w:before="0"/>
-            </w:pPr>
-            <w:r>
-              <w:rPr>
-                <w:sz w:val="19"/>
-                <w:szCs w:val="19"/>
-              </w:rPr>
-              <w:t xml:space="preserve">BADGES Assessment System Handbook</w:t>
-            </w:r>
-          </w:p>
-        </w:tc>
-      </w:tr>
-      <w:tr>
-        <w:trPr>
-          <w:tblHeader w:val="false"/>
-        </w:trPr>
-        <w:tc>
-          <w:tcPr>
-            <w:tcW w:type="dxa" w:w="4513"/>
-            <w:tcBorders>
-              <w:top w:val="single" w:color="C7CEDD" w:sz="4"/>
-              <w:left w:val="single" w:color="C7CEDD" w:sz="4"/>
-              <w:bottom w:val="single" w:color="C7CEDD" w:sz="4"/>
-              <w:right w:val="single" w:color="C7CEDD" w:sz="4"/>
-            </w:tcBorders>
-            <w:shd w:fill="F2F4F8" w:val="clear"/>
-            <w:tcMar>
-              <w:top w:type="dxa" w:w="60"/>
-              <w:left w:type="dxa" w:w="110"/>
-              <w:bottom w:type="dxa" w:w="60"/>
-              <w:right w:type="dxa" w:w="110"/>
-            </w:tcMar>
-            <w:vAlign w:val="center"/>
-          </w:tcPr>
-          <w:p>
-            <w:pPr>
-              <w:spacing w:after="0" w:before="0"/>
-            </w:pPr>
-            <w:r>
-              <w:rPr>
-                <w:sz w:val="19"/>
-                <w:szCs w:val="19"/>
-              </w:rPr>
-              <w:t xml:space="preserve">Edition</w:t>
-            </w:r>
-          </w:p>
-        </w:tc>
-        <w:tc>
-          <w:tcPr>
-            <w:tcW w:type="dxa" w:w="4513"/>
-            <w:tcBorders>
-              <w:top w:val="single" w:color="C7CEDD" w:sz="4"/>
-              <w:left w:val="single" w:color="C7CEDD" w:sz="4"/>
-              <w:bottom w:val="single" w:color="C7CEDD" w:sz="4"/>
-              <w:right w:val="single" w:color="C7CEDD" w:sz="4"/>
-            </w:tcBorders>
-            <w:shd w:fill="F2F4F8" w:val="clear"/>
-            <w:tcMar>
-              <w:top w:type="dxa" w:w="60"/>
-              <w:left w:type="dxa" w:w="110"/>
-              <w:bottom w:type="dxa" w:w="60"/>
-              <w:right w:type="dxa" w:w="110"/>
-            </w:tcMar>
-            <w:vAlign w:val="center"/>
-          </w:tcPr>
-          <w:p>
-            <w:pPr>
-              <w:spacing w:after="0" w:before="0"/>
-            </w:pPr>
-            <w:r>
-              <w:rPr>
-                <w:sz w:val="19"/>
-                <w:szCs w:val="19"/>
-              </w:rPr>
-              <w:t xml:space="preserve">1.2 (Edition 1.1 + alignment to Governance Decisions Register v1.0)</w:t>
-            </w:r>
-          </w:p>
-        </w:tc>
-      </w:tr>
-      <w:tr>
-        <w:trPr>
-          <w:tblHeader w:val="false"/>
-        </w:trPr>
-        <w:tc>
-          <w:tcPr>
-            <w:tcW w:type="dxa" w:w="4513"/>
-            <w:tcBorders>
-              <w:top w:val="single" w:color="C7CEDD" w:sz="4"/>
-              <w:left w:val="single" w:color="C7CEDD" w:sz="4"/>
-              <w:bottom w:val="single" w:color="C7CEDD" w:sz="4"/>
-              <w:right w:val="single" w:color="C7CEDD" w:sz="4"/>
-            </w:tcBorders>
-            <w:shd w:fill="FFFFFF" w:val="clear"/>
-            <w:tcMar>
-              <w:top w:type="dxa" w:w="60"/>
-              <w:left w:type="dxa" w:w="110"/>
-              <w:bottom w:type="dxa" w:w="60"/>
-              <w:right w:type="dxa" w:w="110"/>
-            </w:tcMar>
-            <w:vAlign w:val="center"/>
-          </w:tcPr>
-          <w:p>
-            <w:pPr>
-              <w:spacing w:after="0" w:before="0"/>
-            </w:pPr>
-            <w:r>
-              <w:rPr>
-                <w:sz w:val="19"/>
-                <w:szCs w:val="19"/>
-              </w:rPr>
-              <w:t xml:space="preserve">Supersedes</w:t>
-            </w:r>
-          </w:p>
-        </w:tc>
-        <w:tc>
-          <w:tcPr>
-            <w:tcW w:type="dxa" w:w="4513"/>
-            <w:tcBorders>
-              <w:top w:val="single" w:color="C7CEDD" w:sz="4"/>
-              <w:left w:val="single" w:color="C7CEDD" w:sz="4"/>
-              <w:bottom w:val="single" w:color="C7CEDD" w:sz="4"/>
-              <w:right w:val="single" w:color="C7CEDD" w:sz="4"/>
-            </w:tcBorders>
-            <w:shd w:fill="FFFFFF" w:val="clear"/>
-            <w:tcMar>
-              <w:top w:type="dxa" w:w="60"/>
-              <w:left w:type="dxa" w:w="110"/>
-              <w:bottom w:type="dxa" w:w="60"/>
-              <w:right w:type="dxa" w:w="110"/>
-            </w:tcMar>
-            <w:vAlign w:val="center"/>
-          </w:tcPr>
-          <w:p>
-            <w:pPr>
-              <w:spacing w:after="0" w:before="0"/>
-            </w:pPr>
-            <w:r>
-              <w:rPr>
-                <w:sz w:val="19"/>
-                <w:szCs w:val="19"/>
-              </w:rPr>
-              <w:t xml:space="preserve">Assessment System Handbook 1.1; Assessment Manual v1.0</w:t>
-            </w:r>
-          </w:p>
-        </w:tc>
-      </w:tr>
-      <w:tr>
-        <w:trPr>
-          <w:tblHeader w:val="false"/>
-        </w:trPr>
-        <w:tc>
-          <w:tcPr>
-            <w:tcW w:type="dxa" w:w="4513"/>
-            <w:tcBorders>
-              <w:top w:val="single" w:color="C7CEDD" w:sz="4"/>
-              <w:left w:val="single" w:color="C7CEDD" w:sz="4"/>
-              <w:bottom w:val="single" w:color="C7CEDD" w:sz="4"/>
-              <w:right w:val="single" w:color="C7CEDD" w:sz="4"/>
-            </w:tcBorders>
-            <w:shd w:fill="F2F4F8" w:val="clear"/>
-            <w:tcMar>
-              <w:top w:type="dxa" w:w="60"/>
-              <w:left w:type="dxa" w:w="110"/>
-              <w:bottom w:type="dxa" w:w="60"/>
-              <w:right w:type="dxa" w:w="110"/>
-            </w:tcMar>
-            <w:vAlign w:val="center"/>
-          </w:tcPr>
-          <w:p>
-            <w:pPr>
-              <w:spacing w:after="0" w:before="0"/>
-            </w:pPr>
-            <w:r>
-              <w:rPr>
-                <w:sz w:val="19"/>
-                <w:szCs w:val="19"/>
-              </w:rPr>
-              <w:t xml:space="preserve">Custodian</w:t>
-            </w:r>
-          </w:p>
-        </w:tc>
-        <w:tc>
-          <w:tcPr>
-            <w:tcW w:type="dxa" w:w="4513"/>
-            <w:tcBorders>
-              <w:top w:val="single" w:color="C7CEDD" w:sz="4"/>
-              <w:left w:val="single" w:color="C7CEDD" w:sz="4"/>
-              <w:bottom w:val="single" w:color="C7CEDD" w:sz="4"/>
-              <w:right w:val="single" w:color="C7CEDD" w:sz="4"/>
-            </w:tcBorders>
-            <w:shd w:fill="F2F4F8" w:val="clear"/>
-            <w:tcMar>
-              <w:top w:type="dxa" w:w="60"/>
-              <w:left w:type="dxa" w:w="110"/>
-              <w:bottom w:type="dxa" w:w="60"/>
-              <w:right w:type="dxa" w:w="110"/>
-            </w:tcMar>
-            <w:vAlign w:val="center"/>
-          </w:tcPr>
-          <w:p>
-            <w:pPr>
-              <w:spacing w:after="0" w:before="0"/>
-            </w:pPr>
-            <w:r>
-              <w:rPr>
-                <w:sz w:val="19"/>
-                <w:szCs w:val="19"/>
-              </w:rPr>
-              <w:t xml:space="preserve">Chief Examiner (operational revisions with Chairperson endorsement, no Manual re-ratification)</w:t>
-            </w:r>
-          </w:p>
-        </w:tc>
-      </w:tr>
-      <w:tr>
-        <w:trPr>
-          <w:tblHeader w:val="false"/>
-        </w:trPr>
-        <w:tc>
-          <w:tcPr>
-            <w:tcW w:type="dxa" w:w="4513"/>
-            <w:tcBorders>
-              <w:top w:val="single" w:color="C7CEDD" w:sz="4"/>
-              <w:left w:val="single" w:color="C7CEDD" w:sz="4"/>
-              <w:bottom w:val="single" w:color="C7CEDD" w:sz="4"/>
-              <w:right w:val="single" w:color="C7CEDD" w:sz="4"/>
-            </w:tcBorders>
-            <w:shd w:fill="FFFFFF" w:val="clear"/>
-            <w:tcMar>
-              <w:top w:type="dxa" w:w="60"/>
-              <w:left w:type="dxa" w:w="110"/>
-              <w:bottom w:type="dxa" w:w="60"/>
-              <w:right w:type="dxa" w:w="110"/>
-            </w:tcMar>
-            <w:vAlign w:val="center"/>
-          </w:tcPr>
-          <w:p>
-            <w:pPr>
-              <w:spacing w:after="0" w:before="0"/>
-            </w:pPr>
-            <w:r>
-              <w:rPr>
-                <w:sz w:val="19"/>
-                <w:szCs w:val="19"/>
-              </w:rPr>
-              <w:t xml:space="preserve">Standard</w:t>
-            </w:r>
-          </w:p>
-        </w:tc>
-        <w:tc>
-          <w:tcPr>
-            <w:tcW w:type="dxa" w:w="4513"/>
-            <w:tcBorders>
-              <w:top w:val="single" w:color="C7CEDD" w:sz="4"/>
-              <w:left w:val="single" w:color="C7CEDD" w:sz="4"/>
-              <w:bottom w:val="single" w:color="C7CEDD" w:sz="4"/>
-              <w:right w:val="single" w:color="C7CEDD" w:sz="4"/>
-            </w:tcBorders>
-            <w:shd w:fill="FFFFFF" w:val="clear"/>
-            <w:tcMar>
-              <w:top w:type="dxa" w:w="60"/>
-              <w:left w:type="dxa" w:w="110"/>
-              <w:bottom w:type="dxa" w:w="60"/>
-              <w:right w:type="dxa" w:w="110"/>
-            </w:tcMar>
-            <w:vAlign w:val="center"/>
-          </w:tcPr>
-          <w:p>
-            <w:pPr>
-              <w:spacing w:after="0" w:before="0"/>
-            </w:pPr>
-            <w:r>
-              <w:rPr>
-                <w:sz w:val="19"/>
-                <w:szCs w:val="19"/>
-              </w:rPr>
-              <w:t xml:space="preserve">Assesses against the 7-Level Syllabus (criteria not restated)</w:t>
-            </w:r>
-          </w:p>
-        </w:tc>
-      </w:tr>
-      <w:tr>
-        <w:trPr>
-          <w:tblHeader w:val="false"/>
-        </w:trPr>
-        <w:tc>
-          <w:tcPr>
-            <w:tcW w:type="dxa" w:w="4513"/>
-            <w:tcBorders>
-              <w:top w:val="single" w:color="C7CEDD" w:sz="4"/>
-              <w:left w:val="single" w:color="C7CEDD" w:sz="4"/>
-              <w:bottom w:val="single" w:color="C7CEDD" w:sz="4"/>
-              <w:right w:val="single" w:color="C7CEDD" w:sz="4"/>
-            </w:tcBorders>
-            <w:shd w:fill="F2F4F8" w:val="clear"/>
-            <w:tcMar>
-              <w:top w:type="dxa" w:w="60"/>
-              <w:left w:type="dxa" w:w="110"/>
-              <w:bottom w:type="dxa" w:w="60"/>
-              <w:right w:type="dxa" w:w="110"/>
-            </w:tcMar>
-            <w:vAlign w:val="center"/>
-          </w:tcPr>
-          <w:p>
-            <w:pPr>
-              <w:spacing w:after="0" w:before="0"/>
-            </w:pPr>
-            <w:r>
-              <w:rPr>
-                <w:sz w:val="19"/>
-                <w:szCs w:val="19"/>
-              </w:rPr>
-              <w:t xml:space="preserve">Executed in</w:t>
-            </w:r>
-          </w:p>
-        </w:tc>
-        <w:tc>
-          <w:tcPr>
-            <w:tcW w:type="dxa" w:w="4513"/>
-            <w:tcBorders>
-              <w:top w:val="single" w:color="C7CEDD" w:sz="4"/>
-              <w:left w:val="single" w:color="C7CEDD" w:sz="4"/>
-              <w:bottom w:val="single" w:color="C7CEDD" w:sz="4"/>
-              <w:right w:val="single" w:color="C7CEDD" w:sz="4"/>
-            </w:tcBorders>
-            <w:shd w:fill="F2F4F8" w:val="clear"/>
-            <w:tcMar>
-              <w:top w:type="dxa" w:w="60"/>
-              <w:left w:type="dxa" w:w="110"/>
-              <w:bottom w:type="dxa" w:w="60"/>
-              <w:right w:type="dxa" w:w="110"/>
-            </w:tcMar>
-            <w:vAlign w:val="center"/>
-          </w:tcPr>
-          <w:p>
-            <w:pPr>
-              <w:spacing w:after="0" w:before="0"/>
-            </w:pPr>
-            <w:r>
-              <w:rPr>
-                <w:sz w:val="19"/>
-                <w:szCs w:val="19"/>
-              </w:rPr>
-              <w:t xml:space="preserve">BADGES Platform Portal</w:t>
-            </w:r>
-          </w:p>
-        </w:tc>
-      </w:tr>
-      <w:tr>
-        <w:trPr>
-          <w:tblHeader w:val="false"/>
-        </w:trPr>
-        <w:tc>
-          <w:tcPr>
-            <w:tcW w:type="dxa" w:w="4513"/>
-            <w:tcBorders>
-              <w:top w:val="single" w:color="C7CEDD" w:sz="4"/>
-              <w:left w:val="single" w:color="C7CEDD" w:sz="4"/>
-              <w:bottom w:val="single" w:color="C7CEDD" w:sz="4"/>
-              <w:right w:val="single" w:color="C7CEDD" w:sz="4"/>
-            </w:tcBorders>
-            <w:shd w:fill="FFFFFF" w:val="clear"/>
-            <w:tcMar>
-              <w:top w:type="dxa" w:w="60"/>
-              <w:left w:type="dxa" w:w="110"/>
-              <w:bottom w:type="dxa" w:w="60"/>
-              <w:right w:type="dxa" w:w="110"/>
-            </w:tcMar>
-            <w:vAlign w:val="center"/>
-          </w:tcPr>
-          <w:p>
-            <w:pPr>
-              <w:spacing w:after="0" w:before="0"/>
-            </w:pPr>
-            <w:r>
-              <w:rPr>
-                <w:sz w:val="19"/>
-                <w:szCs w:val="19"/>
-              </w:rPr>
-              <w:t xml:space="preserve">Aligned</w:t>
-            </w:r>
-          </w:p>
-        </w:tc>
-        <w:tc>
-          <w:tcPr>
-            <w:tcW w:type="dxa" w:w="4513"/>
-            <w:tcBorders>
-              <w:top w:val="single" w:color="C7CEDD" w:sz="4"/>
-              <w:left w:val="single" w:color="C7CEDD" w:sz="4"/>
-              <w:bottom w:val="single" w:color="C7CEDD" w:sz="4"/>
-              <w:right w:val="single" w:color="C7CEDD" w:sz="4"/>
-            </w:tcBorders>
-            <w:shd w:fill="FFFFFF" w:val="clear"/>
-            <w:tcMar>
-              <w:top w:type="dxa" w:w="60"/>
-              <w:left w:type="dxa" w:w="110"/>
-              <w:bottom w:type="dxa" w:w="60"/>
-              <w:right w:type="dxa" w:w="110"/>
-            </w:tcMar>
-            <w:vAlign w:val="center"/>
-          </w:tcPr>
-          <w:p>
-            <w:pPr>
-              <w:spacing w:after="0" w:before="0"/>
-            </w:pPr>
-            <w:r>
-              <w:rPr>
-                <w:sz w:val="19"/>
-                <w:szCs w:val="19"/>
-              </w:rPr>
-              <w:t xml:space="preserve">OD-1 (BADGES Instructor) · COI-1 (recusal) · SG-1 (interim DSL)</w:t>
-            </w:r>
-          </w:p>
-        </w:tc>
-      </w:tr>
-      <w:tr>
-        <w:trPr>
-          <w:tblHeader w:val="false"/>
-        </w:trPr>
-        <w:tc>
-          <w:tcPr>
-            <w:tcW w:type="dxa" w:w="4513"/>
-            <w:tcBorders>
-              <w:top w:val="single" w:color="C7CEDD" w:sz="4"/>
-              <w:left w:val="single" w:color="C7CEDD" w:sz="4"/>
-              <w:bottom w:val="single" w:color="C7CEDD" w:sz="4"/>
-              <w:right w:val="single" w:color="C7CEDD" w:sz="4"/>
-            </w:tcBorders>
-            <w:shd w:fill="F2F4F8" w:val="clear"/>
-            <w:tcMar>
-              <w:top w:type="dxa" w:w="60"/>
-              <w:left w:type="dxa" w:w="110"/>
-              <w:bottom w:type="dxa" w:w="60"/>
-              <w:right w:type="dxa" w:w="110"/>
-            </w:tcMar>
-            <w:vAlign w:val="center"/>
-          </w:tcPr>
-          <w:p>
-            <w:pPr>
-              <w:spacing w:after="0" w:before="0"/>
-            </w:pPr>
-            <w:r>
-              <w:rPr>
-                <w:sz w:val="19"/>
-                <w:szCs w:val="19"/>
-              </w:rPr>
-              <w:t xml:space="preserve">Open items</w:t>
-            </w:r>
-          </w:p>
-        </w:tc>
-        <w:tc>
-          <w:tcPr>
-            <w:tcW w:type="dxa" w:w="4513"/>
-            <w:tcBorders>
-              <w:top w:val="single" w:color="C7CEDD" w:sz="4"/>
-              <w:left w:val="single" w:color="C7CEDD" w:sz="4"/>
-              <w:bottom w:val="single" w:color="C7CEDD" w:sz="4"/>
-              <w:right w:val="single" w:color="C7CEDD" w:sz="4"/>
-            </w:tcBorders>
-            <w:shd w:fill="F2F4F8" w:val="clear"/>
-            <w:tcMar>
-              <w:top w:type="dxa" w:w="60"/>
-              <w:left w:type="dxa" w:w="110"/>
-              <w:bottom w:type="dxa" w:w="60"/>
-              <w:right w:type="dxa" w:w="110"/>
-            </w:tcMar>
-            <w:vAlign w:val="center"/>
-          </w:tcPr>
-          <w:p>
-            <w:pPr>
-              <w:spacing w:after="0" w:before="0"/>
-            </w:pPr>
-            <w:r>
-              <w:rPr>
-                <w:sz w:val="19"/>
-                <w:szCs w:val="19"/>
-              </w:rPr>
-              <w:t xml:space="preserve">sysadmin ⚠ placeholders · enquiry &amp; safeguarding contacts to confirm</w:t>
-            </w:r>
-          </w:p>
-        </w:tc>
-      </w:tr>
-    </w:tbl>
+      <w:r>
+        <w:t xml:space="preserve">This annex sets out the procedure for a swimmer who holds a recognised Learn-to-Swim award under a previous syllabus and is entering the BADGES system. It records the settled procedure only; the living questions attached to this provision are held in the BADGES Manual, Appendix D (Decision CD-2), and are not repeated here.</w:t>
+      </w:r>
+    </w:p>
     <w:p>
       <w:pPr>
         <w:spacing w:after="120"/>
       </w:pPr>
+      <w:r>
+        <w:rPr>
+          <w:b/>
+          <w:bCs/>
+        </w:rPr>
+        <w:t xml:space="preserve">Settled rule (CD-2).</w:t>
+      </w:r>
+      <w:r>
+        <w:t xml:space="preserve"> A swimmer holding a recognised previous-syllabus award may enter BADGES at the level equivalent to their prior attainment rather than restarting at Starfish (Level 1). The award recognises prior attainment; it does not waive assessment — the swimmer is assessed against the current BADGES criteria for the entry level. On a pass, a certificate is issued at that level, and the swimmer pays only for the highest level awarded, not for each intervening level.</w:t>
+      </w:r>
     </w:p>
     <w:p>
       <w:pPr>
@@ -10497,10 +8487,65 @@
       </w:pPr>
       <w:r>
         <w:rPr>
-          <w:i/>
-          <w:iCs/>
-        </w:rPr>
-        <w:t xml:space="preserve">End of Assessment System Handbook — Edition 1.2.</w:t>
+          <w:b/>
+          <w:bCs/>
+        </w:rPr>
+        <w:t xml:space="preserve">Procedure.</w:t>
+      </w:r>
+    </w:p>
+    <w:p>
+      <w:pPr>
+        <w:spacing w:after="120"/>
+      </w:pPr>
+      <w:r>
+        <w:t xml:space="preserve">1. At registration, the instructor or centre records the prior award and the level claimed.</w:t>
+      </w:r>
+    </w:p>
+    <w:p>
+      <w:pPr>
+        <w:spacing w:after="120"/>
+      </w:pPr>
+      <w:r>
+        <w:t xml:space="preserve">2. The swimmer is entered at the equivalent BADGES level for assessment.</w:t>
+      </w:r>
+    </w:p>
+    <w:p>
+      <w:pPr>
+        <w:spacing w:after="120"/>
+      </w:pPr>
+      <w:r>
+        <w:t xml:space="preserve">3. Assessment proceeds normally against the 7-Level Syllabus criteria for that level; the session limits in Annex B apply as usual.</w:t>
+      </w:r>
+    </w:p>
+    <w:p>
+      <w:pPr>
+        <w:spacing w:after="120"/>
+      </w:pPr>
+      <w:r>
+        <w:t xml:space="preserve">4. On a pass, the Portal issues the certificate at that level; intervening levels are not separately certified.</w:t>
+      </w:r>
+    </w:p>
+    <w:p>
+      <w:pPr>
+        <w:spacing w:after="120"/>
+      </w:pPr>
+      <w:r>
+        <w:t xml:space="preserve">5. The booking is charged for the highest level awarded only, per the published fee schedule (Manual Appendix F).</w:t>
+      </w:r>
+    </w:p>
+    <w:p>
+      <w:pPr>
+        <w:spacing w:after="120"/>
+      </w:pPr>
+      <w:r>
+        <w:rPr>
+          <w:b/>
+          <w:bCs/>
+        </w:rPr>
+        <w:t xml:space="preserve">Pending decisions.</w:t>
+      </w:r>
+      <w:r>
+        <w:t xml:space="preserve"> Three questions on this provision remain with the Coaching Panel and are tracked in Manual Appendix D (CD-2): whether level equivalence is determined automatically or by instructor judgement; whether a time limit applies to transitional entry; and whether the Portal enforces the rule or governance handles it manually. Until these are settled, equivalence is set by the instructor at registration and corrected by governance where needed.</w:t>
       </w:r>
     </w:p>
     <w:sectPr>
